--- a/policies/build/masters/COP.11_v2_master.docx
+++ b/policies/build/masters/COP.11_v2_master.docx
@@ -11,40 +11,25 @@
         <w:rPr>
           <w:b/>
           <w:bCs/>
+          <w:sz w:val="28"/>
+          <w:szCs w:val="28"/>
+        </w:rPr>
+        <w:t>Policy on Clinical Procedures and Operation Theatre Safety</w:t>
+      </w:r>
+    </w:p>
+    <w:p>
+      <w:pPr>
+        <w:spacing w:after="60"/>
+        <w:jc w:val="center"/>
+      </w:pPr>
+      <w:r>
+        <w:rPr>
+          <w:b/>
+          <w:bCs/>
           <w:sz w:val="32"/>
           <w:szCs w:val="32"/>
         </w:rPr>
         <w:t xml:space="preserve">«Hospital Name»</w:t>
-      </w:r>
-    </w:p>
-    <w:p>
-      <w:pPr>
-        <w:spacing w:after="60"/>
-        <w:jc w:val="center"/>
-      </w:pPr>
-      <w:r>
-        <w:rPr>
-          <w:b/>
-          <w:bCs/>
-          <w:sz w:val="28"/>
-          <w:szCs w:val="28"/>
-        </w:rPr>
-        <w:t xml:space="preserve">Clinical Procedures and Operation Theatre Safety</w:t>
-      </w:r>
-    </w:p>
-    <w:p>
-      <w:pPr>
-        <w:spacing w:after="240"/>
-        <w:jc w:val="center"/>
-      </w:pPr>
-      <w:r>
-        <w:rPr>
-          <w:i/>
-          <w:iCs/>
-          <w:sz w:val="20"/>
-          <w:szCs w:val="20"/>
-        </w:rPr>
-        <w:t xml:space="preserve">Safe and consistent clinical procedures and OT services.</w:t>
       </w:r>
     </w:p>
     <w:p>
@@ -2664,200 +2649,6 @@
         <w:t xml:space="preserve">The Nursing Superintendent holds signed acknowledgements with the induction record.</w:t>
       </w:r>
     </w:p>
-    <w:p>
-      <w:pPr>
-        <w:pStyle w:val="Heading1"/>
-        <w:spacing w:after="120" w:before="280"/>
-      </w:pPr>
-      <w:r>
-        <w:t xml:space="preserve">10. References</w:t>
-      </w:r>
-    </w:p>
-    <w:p>
-      <w:pPr>
-        <w:pStyle w:val="ListParagraph"/>
-        <w:numPr>
-          <w:ilvl w:val="0"/>
-          <w:numId w:val="1"/>
-        </w:numPr>
-        <w:spacing w:after="60"/>
-      </w:pPr>
-      <w:r>
-        <w:rPr>
-          <w:sz w:val="22"/>
-          <w:szCs w:val="22"/>
-        </w:rPr>
-        <w:t xml:space="preserve">National Accreditation Board for Hospitals and Healthcare Providers (NABH), Standards for Small Healthcare Organisations, 3rd Edition — Care of Patients chapter, standard COP.11.</w:t>
-      </w:r>
-    </w:p>
-    <w:p>
-      <w:pPr>
-        <w:pStyle w:val="ListParagraph"/>
-        <w:numPr>
-          <w:ilvl w:val="0"/>
-          <w:numId w:val="1"/>
-        </w:numPr>
-        <w:spacing w:after="60"/>
-      </w:pPr>
-      <w:r>
-        <w:rPr>
-          <w:sz w:val="22"/>
-          <w:szCs w:val="22"/>
-        </w:rPr>
-        <w:t xml:space="preserve">World Health Organization (WHO), Surgical Safety Checklist — 2009 edition or later adaptation.</w:t>
-      </w:r>
-    </w:p>
-    <w:p>
-      <w:pPr>
-        <w:pStyle w:val="ListParagraph"/>
-        <w:numPr>
-          <w:ilvl w:val="0"/>
-          <w:numId w:val="1"/>
-        </w:numPr>
-        <w:spacing w:after="60"/>
-      </w:pPr>
-      <w:r>
-        <w:rPr>
-          <w:sz w:val="22"/>
-          <w:szCs w:val="22"/>
-        </w:rPr>
-        <w:t xml:space="preserve">Transplantation of Human Organs and Tissues Act, 1994 (as amended 2011) — applicable where «Hospital Name» operates an organ transplant programme.</w:t>
-      </w:r>
-    </w:p>
-    <w:p>
-      <w:pPr>
-        <w:pStyle w:val="ListParagraph"/>
-        <w:numPr>
-          <w:ilvl w:val="0"/>
-          <w:numId w:val="1"/>
-        </w:numPr>
-        <w:spacing w:after="60"/>
-      </w:pPr>
-      <w:r>
-        <w:rPr>
-          <w:sz w:val="22"/>
-          <w:szCs w:val="22"/>
-        </w:rPr>
-        <w:t xml:space="preserve">Bio-Medical Waste Management Rules, 2016 — standard precautions context.</w:t>
-      </w:r>
-    </w:p>
-    <w:p>
-      <w:pPr>
-        <w:pStyle w:val="ListParagraph"/>
-        <w:numPr>
-          <w:ilvl w:val="0"/>
-          <w:numId w:val="1"/>
-        </w:numPr>
-        <w:spacing w:after="60"/>
-      </w:pPr>
-      <w:r>
-        <w:rPr>
-          <w:sz w:val="22"/>
-          <w:szCs w:val="22"/>
-        </w:rPr>
-        <w:t xml:space="preserve">Internal documents of «Hospital Name»: surgical safety checklist, OT protocol, preoperative assessment form, procedure-notes template, QA reports, transplant protocol (where applicable), equipment maintenance schedule, stop-work register.</w:t>
-      </w:r>
-    </w:p>
-    <w:p>
-      <w:pPr>
-        <w:pStyle w:val="Heading1"/>
-        <w:spacing w:after="120" w:before="280"/>
-      </w:pPr>
-      <w:r>
-        <w:t xml:space="preserve">11. Distribution</w:t>
-      </w:r>
-    </w:p>
-    <w:p>
-      <w:pPr>
-        <w:spacing w:after="140"/>
-      </w:pPr>
-      <w:r>
-        <w:rPr>
-          <w:sz w:val="22"/>
-          <w:szCs w:val="22"/>
-        </w:rPr>
-        <w:t xml:space="preserve">Official master copy: office of the Medical Superintendent, «Hospital Name», with the OT In-Charge and Quality Coordinator.</w:t>
-      </w:r>
-    </w:p>
-    <w:p>
-      <w:pPr>
-        <w:spacing w:after="140"/>
-      </w:pPr>
-      <w:r>
-        <w:rPr>
-          <w:sz w:val="22"/>
-          <w:szCs w:val="22"/>
-        </w:rPr>
-        <w:t xml:space="preserve">Copies issued to: operation theatre; minor OT; procedure rooms; surgical wards; day-care surgery unit (where it exists); transplant coordinator office (where applicable).</w:t>
-      </w:r>
-    </w:p>
-    <w:p>
-      <w:pPr>
-        <w:spacing w:after="140"/>
-      </w:pPr>
-      <w:r>
-        <w:rPr>
-          <w:sz w:val="22"/>
-          <w:szCs w:val="22"/>
-        </w:rPr>
-        <w:t xml:space="preserve">The current version is available to all staff at the «policy file in the OT» and, if the hospital keeps an intranet, at «staff intranet / policies».</w:t>
-      </w:r>
-    </w:p>
-    <w:p>
-      <w:pPr>
-        <w:pStyle w:val="Heading1"/>
-        <w:spacing w:after="120" w:before="280"/>
-      </w:pPr>
-      <w:r>
-        <w:t xml:space="preserve">12. Abbreviations</w:t>
-      </w:r>
-    </w:p>
-    <w:p>
-      <w:pPr>
-        <w:spacing w:after="140"/>
-      </w:pPr>
-      <w:r>
-        <w:rPr>
-          <w:sz w:val="22"/>
-          <w:szCs w:val="22"/>
-        </w:rPr>
-        <w:t xml:space="preserve">CAPA — corrective and preventive action
-NABH — National Accreditation Board for Hospitals and Healthcare Providers
-OE — objective element
-OT — operation theatre
-PPE — personal protective equipment
-PSQ — Patient Safety and Quality Improvement (NABH SHCO chapter)
-QA — quality assurance
-ROTTO — Regional Organ and Tissue Transplant Organisation
-SHCO — Standards for Small Healthcare Organisations
-SOTTO — State Organ and Tissue Transplant Organisation
-THOTA — Transplantation of Human Organs and Tissues Act
-WHO — World Health Organization</w:t>
-      </w:r>
-    </w:p>
-    <w:p>
-      <w:pPr>
-        <w:pStyle w:val="Heading1"/>
-        <w:spacing w:after="120" w:before="280"/>
-      </w:pPr>
-      <w:r>
-        <w:t xml:space="preserve">13. Traceability to NABH SHCO 3rd Edition COP.11</w:t>
-      </w:r>
-    </w:p>
-    <w:p>
-      <w:pPr>
-        <w:spacing w:after="120"/>
-      </w:pPr>
-      <w:r>
-        <w:rPr>
-          <w:i/>
-          <w:iCs/>
-          <w:sz w:val="20"/>
-          <w:szCs w:val="20"/>
-        </w:rPr>
-        <w:t xml:space="preserve">This table is an index. It is not how the policy is organised.</w:t>
-      </w:r>
-    </w:p>
     <w:tbl>
       <w:tblPr>
         <w:tblW w:type="pct" w:w="100%"/>
@@ -3877,7 +3668,84 @@
         <w:spacing w:after="120" w:before="280"/>
       </w:pPr>
       <w:r>
-        <w:t xml:space="preserve">14. Required Records / Evidence Checklist</w:t>
+        <w:t>10. Distribution</w:t>
+      </w:r>
+    </w:p>
+    <w:p>
+      <w:pPr>
+        <w:spacing w:after="140"/>
+      </w:pPr>
+      <w:r>
+        <w:rPr>
+          <w:sz w:val="22"/>
+          <w:szCs w:val="22"/>
+        </w:rPr>
+        <w:t xml:space="preserve">Official master copy: office of the Medical Superintendent, «Hospital Name», with the OT In-Charge and Quality Coordinator.</w:t>
+      </w:r>
+    </w:p>
+    <w:p>
+      <w:pPr>
+        <w:spacing w:after="140"/>
+      </w:pPr>
+      <w:r>
+        <w:rPr>
+          <w:sz w:val="22"/>
+          <w:szCs w:val="22"/>
+        </w:rPr>
+        <w:t xml:space="preserve">Copies issued to: operation theatre; minor OT; procedure rooms; surgical wards; day-care surgery unit (where it exists); transplant coordinator office (where applicable).</w:t>
+      </w:r>
+    </w:p>
+    <w:p>
+      <w:pPr>
+        <w:spacing w:after="140"/>
+      </w:pPr>
+      <w:r>
+        <w:rPr>
+          <w:sz w:val="22"/>
+          <w:szCs w:val="22"/>
+        </w:rPr>
+        <w:t xml:space="preserve">The current version is available to all staff at the «policy file in the OT» and, if the hospital keeps an intranet, at «staff intranet / policies».</w:t>
+      </w:r>
+    </w:p>
+    <w:p>
+      <w:pPr>
+        <w:pStyle w:val="Heading1"/>
+        <w:spacing w:after="120" w:before="280"/>
+      </w:pPr>
+      <w:r>
+        <w:t>11. Abbreviations</w:t>
+      </w:r>
+    </w:p>
+    <w:p>
+      <w:pPr>
+        <w:spacing w:after="140"/>
+      </w:pPr>
+      <w:r>
+        <w:rPr>
+          <w:sz w:val="22"/>
+          <w:szCs w:val="22"/>
+        </w:rPr>
+        <w:t xml:space="preserve">CAPA — corrective and preventive action
+NABH — National Accreditation Board for Hospitals and Healthcare Providers
+OE — objective element
+OT — operation theatre
+PPE — personal protective equipment
+PSQ — Patient Safety and Quality Improvement (NABH SHCO chapter)
+QA — quality assurance
+ROTTO — Regional Organ and Tissue Transplant Organisation
+SHCO — Standards for Small Healthcare Organisations
+SOTTO — State Organ and Tissue Transplant Organisation
+THOTA — Transplantation of Human Organs and Tissues Act
+WHO — World Health Organization</w:t>
+      </w:r>
+    </w:p>
+    <w:p>
+      <w:pPr>
+        <w:pStyle w:val="Heading1"/>
+        <w:spacing w:after="120" w:before="280"/>
+      </w:pPr>
+      <w:r>
+        <w:t>12. Traceability to NABH SHCO 3rd Edition COP.11</w:t>
       </w:r>
     </w:p>
     <w:p>
@@ -3891,6 +3759,29 @@
           <w:sz w:val="20"/>
           <w:szCs w:val="20"/>
         </w:rPr>
+        <w:t xml:space="preserve">This table is an index. It is not how the policy is organised.</w:t>
+      </w:r>
+    </w:p>
+    <w:p>
+      <w:pPr>
+        <w:pStyle w:val="Heading1"/>
+        <w:spacing w:after="120" w:before="280"/>
+      </w:pPr>
+      <w:r>
+        <w:t>13. Required Records / Evidence Checklist</w:t>
+      </w:r>
+    </w:p>
+    <w:p>
+      <w:pPr>
+        <w:spacing w:after="120"/>
+      </w:pPr>
+      <w:r>
+        <w:rPr>
+          <w:i/>
+          <w:iCs/>
+          <w:sz w:val="20"/>
+          <w:szCs w:val="20"/>
+        </w:rPr>
         <w:t xml:space="preserve">Records the hospital holds under this policy, listed by objective element.</w:t>
       </w:r>
     </w:p>
@@ -4577,6 +4468,100 @@
           <w:szCs w:val="22"/>
         </w:rPr>
         <w:t xml:space="preserve">Recorded absence against service directory if no programme exists.</w:t>
+      </w:r>
+    </w:p>
+    <w:p>
+      <w:pPr>
+        <w:pStyle w:val="Heading1"/>
+        <w:spacing w:after="120" w:before="280"/>
+      </w:pPr>
+      <w:r>
+        <w:t>14. References</w:t>
+      </w:r>
+    </w:p>
+    <w:p>
+      <w:pPr>
+        <w:pStyle w:val="ListParagraph"/>
+        <w:numPr>
+          <w:ilvl w:val="0"/>
+          <w:numId w:val="1"/>
+        </w:numPr>
+        <w:spacing w:after="60"/>
+      </w:pPr>
+      <w:r>
+        <w:rPr>
+          <w:sz w:val="22"/>
+          <w:szCs w:val="22"/>
+        </w:rPr>
+        <w:t xml:space="preserve">National Accreditation Board for Hospitals and Healthcare Providers (NABH), Standards for Small Healthcare Organisations, 3rd Edition — Care of Patients chapter, standard COP.11.</w:t>
+      </w:r>
+    </w:p>
+    <w:p>
+      <w:pPr>
+        <w:pStyle w:val="ListParagraph"/>
+        <w:numPr>
+          <w:ilvl w:val="0"/>
+          <w:numId w:val="1"/>
+        </w:numPr>
+        <w:spacing w:after="60"/>
+      </w:pPr>
+      <w:r>
+        <w:rPr>
+          <w:sz w:val="22"/>
+          <w:szCs w:val="22"/>
+        </w:rPr>
+        <w:t xml:space="preserve">World Health Organization (WHO), Surgical Safety Checklist — 2009 edition or later adaptation.</w:t>
+      </w:r>
+    </w:p>
+    <w:p>
+      <w:pPr>
+        <w:pStyle w:val="ListParagraph"/>
+        <w:numPr>
+          <w:ilvl w:val="0"/>
+          <w:numId w:val="1"/>
+        </w:numPr>
+        <w:spacing w:after="60"/>
+      </w:pPr>
+      <w:r>
+        <w:rPr>
+          <w:sz w:val="22"/>
+          <w:szCs w:val="22"/>
+        </w:rPr>
+        <w:t xml:space="preserve">Transplantation of Human Organs and Tissues Act, 1994 (as amended 2011) — applicable where «Hospital Name» operates an organ transplant programme.</w:t>
+      </w:r>
+    </w:p>
+    <w:p>
+      <w:pPr>
+        <w:pStyle w:val="ListParagraph"/>
+        <w:numPr>
+          <w:ilvl w:val="0"/>
+          <w:numId w:val="1"/>
+        </w:numPr>
+        <w:spacing w:after="60"/>
+      </w:pPr>
+      <w:r>
+        <w:rPr>
+          <w:sz w:val="22"/>
+          <w:szCs w:val="22"/>
+        </w:rPr>
+        <w:t xml:space="preserve">Bio-Medical Waste Management Rules, 2016 — standard precautions context.</w:t>
+      </w:r>
+    </w:p>
+    <w:p>
+      <w:pPr>
+        <w:pStyle w:val="ListParagraph"/>
+        <w:numPr>
+          <w:ilvl w:val="0"/>
+          <w:numId w:val="1"/>
+        </w:numPr>
+        <w:spacing w:after="60"/>
+      </w:pPr>
+      <w:r>
+        <w:rPr>
+          <w:sz w:val="22"/>
+          <w:szCs w:val="22"/>
+        </w:rPr>
+        <w:t xml:space="preserve">Internal documents of «Hospital Name»: surgical safety checklist, OT protocol, preoperative assessment form, procedure-notes template, QA reports, transplant protocol (where applicable), equipment maintenance schedule, stop-work register.</w:t>
       </w:r>
     </w:p>
     <w:p>
@@ -4701,7 +4686,7 @@
         <w:sz w:val="16"/>
         <w:szCs w:val="16"/>
       </w:rPr>
-      <w:t xml:space="preserve">«Hospital Name»  |  «COP/POL/11»  |  Controlled document  |  Clinical Procedures and Operation Theatre Safety</w:t>
+      <w:t>«Hospital Name»  |  «COP/POL/11»  |  Controlled document  |  Policy on Clinical Procedures and Operation Theatre Safety</w:t>
     </w:r>
   </w:p>
 </w:ftr>

--- a/policies/build/masters/COP.11_v2_master.docx
+++ b/policies/build/masters/COP.11_v2_master.docx
@@ -1830,7 +1830,7 @@
           <w:sz w:val="22"/>
           <w:szCs w:val="22"/>
         </w:rPr>
-        <w:t xml:space="preserve">Root-cause analysis is required when a surgical safety defect recurs within six months.</w:t>
+        <w:t>Root-cause analysis is required when a surgical safety defect recurs; the organisation's defined recurrence threshold applies, as documented in the hospital's Root Cause Analysis procedure.</w:t>
       </w:r>
     </w:p>
     <w:p>

--- a/policies/build/masters/COP.11_v2_master.docx
+++ b/policies/build/masters/COP.11_v2_master.docx
@@ -2666,6 +2666,7 @@
         <w:gridCol w:w="100"/>
         <w:gridCol w:w="100"/>
         <w:gridCol w:w="100"/>
+        <w:gridCol w:w="100"/>
       </w:tblGrid>
       <w:tr>
         <w:tc>
@@ -2693,6 +2694,26 @@
         </w:tc>
         <w:tc>
           <w:tcPr>
+            <w:tcW w:type="pct" w:w="12%"/>
+            <w:tcBorders>
+              <w:top w:val="single" w:color="999999" w:sz="4"/>
+              <w:left w:val="single" w:color="999999" w:sz="4"/>
+              <w:bottom w:val="single" w:color="999999" w:sz="4"/>
+              <w:right w:val="single" w:color="999999" w:sz="4"/>
+            </w:tcBorders>
+            <w:shd w:fill="E8E8E8" w:val="clear"/>
+          </w:tcPr>
+          <w:p>
+            <w:r>
+              <w:rPr>
+                <w:b/>
+              </w:rPr>
+              <w:t>Level</w:t>
+            </w:r>
+          </w:p>
+        </w:tc>
+        <w:tc>
+          <w:tcPr>
             <w:tcW w:type="pct" w:w="32%"/>
             <w:tcBorders>
               <w:top w:val="single" w:color="999999" w:sz="4"/>
@@ -2786,6 +2807,22 @@
         </w:tc>
         <w:tc>
           <w:tcPr>
+            <w:tcW w:type="pct" w:w="12%"/>
+            <w:tcBorders>
+              <w:top w:val="single" w:color="999999" w:sz="4"/>
+              <w:left w:val="single" w:color="999999" w:sz="4"/>
+              <w:bottom w:val="single" w:color="999999" w:sz="4"/>
+              <w:right w:val="single" w:color="999999" w:sz="4"/>
+            </w:tcBorders>
+          </w:tcPr>
+          <w:p>
+            <w:r>
+              <w:t>Commitment*</w:t>
+            </w:r>
+          </w:p>
+        </w:tc>
+        <w:tc>
+          <w:tcPr>
             <w:tcW w:type="pct" w:w="32%"/>
             <w:tcBorders>
               <w:top w:val="single" w:color="999999" w:sz="4"/>
@@ -2876,6 +2913,22 @@
         </w:tc>
         <w:tc>
           <w:tcPr>
+            <w:tcW w:type="pct" w:w="12%"/>
+            <w:tcBorders>
+              <w:top w:val="single" w:color="999999" w:sz="4"/>
+              <w:left w:val="single" w:color="999999" w:sz="4"/>
+              <w:bottom w:val="single" w:color="999999" w:sz="4"/>
+              <w:right w:val="single" w:color="999999" w:sz="4"/>
+            </w:tcBorders>
+          </w:tcPr>
+          <w:p>
+            <w:r>
+              <w:t>Commitment</w:t>
+            </w:r>
+          </w:p>
+        </w:tc>
+        <w:tc>
+          <w:tcPr>
             <w:tcW w:type="pct" w:w="32%"/>
             <w:tcBorders>
               <w:top w:val="single" w:color="999999" w:sz="4"/>
@@ -2966,6 +3019,22 @@
         </w:tc>
         <w:tc>
           <w:tcPr>
+            <w:tcW w:type="pct" w:w="12%"/>
+            <w:tcBorders>
+              <w:top w:val="single" w:color="999999" w:sz="4"/>
+              <w:left w:val="single" w:color="999999" w:sz="4"/>
+              <w:bottom w:val="single" w:color="999999" w:sz="4"/>
+              <w:right w:val="single" w:color="999999" w:sz="4"/>
+            </w:tcBorders>
+          </w:tcPr>
+          <w:p>
+            <w:r>
+              <w:t>Commitment</w:t>
+            </w:r>
+          </w:p>
+        </w:tc>
+        <w:tc>
+          <w:tcPr>
             <w:tcW w:type="pct" w:w="32%"/>
             <w:tcBorders>
               <w:top w:val="single" w:color="999999" w:sz="4"/>
@@ -3056,6 +3125,22 @@
         </w:tc>
         <w:tc>
           <w:tcPr>
+            <w:tcW w:type="pct" w:w="12%"/>
+            <w:tcBorders>
+              <w:top w:val="single" w:color="999999" w:sz="4"/>
+              <w:left w:val="single" w:color="999999" w:sz="4"/>
+              <w:bottom w:val="single" w:color="999999" w:sz="4"/>
+              <w:right w:val="single" w:color="999999" w:sz="4"/>
+            </w:tcBorders>
+          </w:tcPr>
+          <w:p>
+            <w:r>
+              <w:t>CORE*</w:t>
+            </w:r>
+          </w:p>
+        </w:tc>
+        <w:tc>
+          <w:tcPr>
             <w:tcW w:type="pct" w:w="32%"/>
             <w:tcBorders>
               <w:top w:val="single" w:color="999999" w:sz="4"/>
@@ -3146,6 +3231,22 @@
         </w:tc>
         <w:tc>
           <w:tcPr>
+            <w:tcW w:type="pct" w:w="12%"/>
+            <w:tcBorders>
+              <w:top w:val="single" w:color="999999" w:sz="4"/>
+              <w:left w:val="single" w:color="999999" w:sz="4"/>
+              <w:bottom w:val="single" w:color="999999" w:sz="4"/>
+              <w:right w:val="single" w:color="999999" w:sz="4"/>
+            </w:tcBorders>
+          </w:tcPr>
+          <w:p>
+            <w:r>
+              <w:t>Commitment</w:t>
+            </w:r>
+          </w:p>
+        </w:tc>
+        <w:tc>
+          <w:tcPr>
             <w:tcW w:type="pct" w:w="32%"/>
             <w:tcBorders>
               <w:top w:val="single" w:color="999999" w:sz="4"/>
@@ -3236,6 +3337,22 @@
         </w:tc>
         <w:tc>
           <w:tcPr>
+            <w:tcW w:type="pct" w:w="12%"/>
+            <w:tcBorders>
+              <w:top w:val="single" w:color="999999" w:sz="4"/>
+              <w:left w:val="single" w:color="999999" w:sz="4"/>
+              <w:bottom w:val="single" w:color="999999" w:sz="4"/>
+              <w:right w:val="single" w:color="999999" w:sz="4"/>
+            </w:tcBorders>
+          </w:tcPr>
+          <w:p>
+            <w:r>
+              <w:t>Commitment</w:t>
+            </w:r>
+          </w:p>
+        </w:tc>
+        <w:tc>
+          <w:tcPr>
             <w:tcW w:type="pct" w:w="32%"/>
             <w:tcBorders>
               <w:top w:val="single" w:color="999999" w:sz="4"/>
@@ -3326,6 +3443,22 @@
         </w:tc>
         <w:tc>
           <w:tcPr>
+            <w:tcW w:type="pct" w:w="12%"/>
+            <w:tcBorders>
+              <w:top w:val="single" w:color="999999" w:sz="4"/>
+              <w:left w:val="single" w:color="999999" w:sz="4"/>
+              <w:bottom w:val="single" w:color="999999" w:sz="4"/>
+              <w:right w:val="single" w:color="999999" w:sz="4"/>
+            </w:tcBorders>
+          </w:tcPr>
+          <w:p>
+            <w:r>
+              <w:t>Commitment</w:t>
+            </w:r>
+          </w:p>
+        </w:tc>
+        <w:tc>
+          <w:tcPr>
             <w:tcW w:type="pct" w:w="32%"/>
             <w:tcBorders>
               <w:top w:val="single" w:color="999999" w:sz="4"/>
@@ -3416,6 +3549,22 @@
         </w:tc>
         <w:tc>
           <w:tcPr>
+            <w:tcW w:type="pct" w:w="12%"/>
+            <w:tcBorders>
+              <w:top w:val="single" w:color="999999" w:sz="4"/>
+              <w:left w:val="single" w:color="999999" w:sz="4"/>
+              <w:bottom w:val="single" w:color="999999" w:sz="4"/>
+              <w:right w:val="single" w:color="999999" w:sz="4"/>
+            </w:tcBorders>
+          </w:tcPr>
+          <w:p>
+            <w:r>
+              <w:t>Achievement*</w:t>
+            </w:r>
+          </w:p>
+        </w:tc>
+        <w:tc>
+          <w:tcPr>
             <w:tcW w:type="pct" w:w="32%"/>
             <w:tcBorders>
               <w:top w:val="single" w:color="999999" w:sz="4"/>
@@ -3506,6 +3655,22 @@
         </w:tc>
         <w:tc>
           <w:tcPr>
+            <w:tcW w:type="pct" w:w="12%"/>
+            <w:tcBorders>
+              <w:top w:val="single" w:color="999999" w:sz="4"/>
+              <w:left w:val="single" w:color="999999" w:sz="4"/>
+              <w:bottom w:val="single" w:color="999999" w:sz="4"/>
+              <w:right w:val="single" w:color="999999" w:sz="4"/>
+            </w:tcBorders>
+          </w:tcPr>
+          <w:p>
+            <w:r>
+              <w:t>CORE</w:t>
+            </w:r>
+          </w:p>
+        </w:tc>
+        <w:tc>
+          <w:tcPr>
             <w:tcW w:type="pct" w:w="32%"/>
             <w:tcBorders>
               <w:top w:val="single" w:color="999999" w:sz="4"/>
@@ -3596,6 +3761,22 @@
         </w:tc>
         <w:tc>
           <w:tcPr>
+            <w:tcW w:type="pct" w:w="12%"/>
+            <w:tcBorders>
+              <w:top w:val="single" w:color="999999" w:sz="4"/>
+              <w:left w:val="single" w:color="999999" w:sz="4"/>
+              <w:bottom w:val="single" w:color="999999" w:sz="4"/>
+              <w:right w:val="single" w:color="999999" w:sz="4"/>
+            </w:tcBorders>
+          </w:tcPr>
+          <w:p>
+            <w:r>
+              <w:t>CORE</w:t>
+            </w:r>
+          </w:p>
+        </w:tc>
+        <w:tc>
+          <w:tcPr>
             <w:tcW w:type="pct" w:w="32%"/>
             <w:tcBorders>
               <w:top w:val="single" w:color="999999" w:sz="4"/>
@@ -3716,29 +3897,569 @@
         <w:t>11. Abbreviations</w:t>
       </w:r>
     </w:p>
-    <w:p>
-      <w:pPr>
-        <w:spacing w:after="140"/>
-      </w:pPr>
-      <w:r>
-        <w:rPr>
-          <w:sz w:val="22"/>
-          <w:szCs w:val="22"/>
-        </w:rPr>
-        <w:t xml:space="preserve">CAPA — corrective and preventive action
-NABH — National Accreditation Board for Hospitals and Healthcare Providers
-OE — objective element
-OT — operation theatre
-PPE — personal protective equipment
-PSQ — Patient Safety and Quality Improvement (NABH SHCO chapter)
-QA — quality assurance
-ROTTO — Regional Organ and Tissue Transplant Organisation
-SHCO — Standards for Small Healthcare Organisations
-SOTTO — State Organ and Tissue Transplant Organisation
-THOTA — Transplantation of Human Organs and Tissues Act
-WHO — World Health Organization</w:t>
-      </w:r>
-    </w:p>
+    <w:tbl>
+      <w:tblPr>
+        <w:tblW w:type="pct" w:w="100%"/>
+        <w:tblBorders>
+          <w:top w:val="single" w:color="auto" w:sz="4"/>
+          <w:left w:val="single" w:color="auto" w:sz="4"/>
+          <w:bottom w:val="single" w:color="auto" w:sz="4"/>
+          <w:right w:val="single" w:color="auto" w:sz="4"/>
+          <w:insideH w:val="single" w:color="auto" w:sz="4"/>
+          <w:insideV w:val="single" w:color="auto" w:sz="4"/>
+        </w:tblBorders>
+      </w:tblPr>
+      <w:tblGrid>
+        <w:gridCol w:w="100"/>
+        <w:gridCol w:w="100"/>
+      </w:tblGrid>
+      <w:tr>
+        <w:tc>
+          <w:tcPr>
+            <w:tcW w:type="pct" w:w="22%"/>
+            <w:tcBorders>
+              <w:top w:val="single" w:color="999999" w:sz="4"/>
+              <w:left w:val="single" w:color="999999" w:sz="4"/>
+              <w:bottom w:val="single" w:color="999999" w:sz="4"/>
+              <w:right w:val="single" w:color="999999" w:sz="4"/>
+            </w:tcBorders>
+            <w:shd w:fill="E8E8E8" w:val="clear"/>
+          </w:tcPr>
+          <w:p>
+            <w:r>
+              <w:rPr>
+                <w:b/>
+              </w:rPr>
+              <w:t>Abbreviation</w:t>
+            </w:r>
+          </w:p>
+        </w:tc>
+        <w:tc>
+          <w:tcPr>
+            <w:tcW w:type="pct" w:w="22%"/>
+            <w:tcBorders>
+              <w:top w:val="single" w:color="999999" w:sz="4"/>
+              <w:left w:val="single" w:color="999999" w:sz="4"/>
+              <w:bottom w:val="single" w:color="999999" w:sz="4"/>
+              <w:right w:val="single" w:color="999999" w:sz="4"/>
+            </w:tcBorders>
+            <w:shd w:fill="E8E8E8" w:val="clear"/>
+          </w:tcPr>
+          <w:p>
+            <w:r>
+              <w:rPr>
+                <w:b/>
+              </w:rPr>
+              <w:t>Meaning</w:t>
+            </w:r>
+          </w:p>
+        </w:tc>
+      </w:tr>
+      <w:tr>
+        <w:tc>
+          <w:tcPr>
+            <w:tcW w:type="pct" w:w="22%"/>
+            <w:tcBorders>
+              <w:top w:val="single" w:color="999999" w:sz="4"/>
+              <w:left w:val="single" w:color="999999" w:sz="4"/>
+              <w:bottom w:val="single" w:color="999999" w:sz="4"/>
+              <w:right w:val="single" w:color="999999" w:sz="4"/>
+            </w:tcBorders>
+            <w:shd w:fill="E8E8E8" w:val="clear"/>
+          </w:tcPr>
+          <w:p>
+            <w:r>
+              <w:rPr>
+                <w:b w:val="0"/>
+              </w:rPr>
+              <w:t>CAPA</w:t>
+            </w:r>
+          </w:p>
+        </w:tc>
+        <w:tc>
+          <w:tcPr>
+            <w:tcW w:type="pct" w:w="22%"/>
+            <w:tcBorders>
+              <w:top w:val="single" w:color="999999" w:sz="4"/>
+              <w:left w:val="single" w:color="999999" w:sz="4"/>
+              <w:bottom w:val="single" w:color="999999" w:sz="4"/>
+              <w:right w:val="single" w:color="999999" w:sz="4"/>
+            </w:tcBorders>
+            <w:shd w:fill="E8E8E8" w:val="clear"/>
+          </w:tcPr>
+          <w:p>
+            <w:r>
+              <w:rPr>
+                <w:b w:val="0"/>
+              </w:rPr>
+              <w:t>corrective and preventive action</w:t>
+            </w:r>
+          </w:p>
+        </w:tc>
+      </w:tr>
+      <w:tr>
+        <w:tc>
+          <w:tcPr>
+            <w:tcW w:type="pct" w:w="22%"/>
+            <w:tcBorders>
+              <w:top w:val="single" w:color="999999" w:sz="4"/>
+              <w:left w:val="single" w:color="999999" w:sz="4"/>
+              <w:bottom w:val="single" w:color="999999" w:sz="4"/>
+              <w:right w:val="single" w:color="999999" w:sz="4"/>
+            </w:tcBorders>
+            <w:shd w:fill="E8E8E8" w:val="clear"/>
+          </w:tcPr>
+          <w:p>
+            <w:r>
+              <w:rPr>
+                <w:b w:val="0"/>
+              </w:rPr>
+              <w:t>NABH</w:t>
+            </w:r>
+          </w:p>
+        </w:tc>
+        <w:tc>
+          <w:tcPr>
+            <w:tcW w:type="pct" w:w="22%"/>
+            <w:tcBorders>
+              <w:top w:val="single" w:color="999999" w:sz="4"/>
+              <w:left w:val="single" w:color="999999" w:sz="4"/>
+              <w:bottom w:val="single" w:color="999999" w:sz="4"/>
+              <w:right w:val="single" w:color="999999" w:sz="4"/>
+            </w:tcBorders>
+            <w:shd w:fill="E8E8E8" w:val="clear"/>
+          </w:tcPr>
+          <w:p>
+            <w:r>
+              <w:rPr>
+                <w:b w:val="0"/>
+              </w:rPr>
+              <w:t>National Accreditation Board for Hospitals and Healthcare Providers</w:t>
+            </w:r>
+          </w:p>
+        </w:tc>
+      </w:tr>
+      <w:tr>
+        <w:tc>
+          <w:tcPr>
+            <w:tcW w:type="pct" w:w="22%"/>
+            <w:tcBorders>
+              <w:top w:val="single" w:color="999999" w:sz="4"/>
+              <w:left w:val="single" w:color="999999" w:sz="4"/>
+              <w:bottom w:val="single" w:color="999999" w:sz="4"/>
+              <w:right w:val="single" w:color="999999" w:sz="4"/>
+            </w:tcBorders>
+            <w:shd w:fill="E8E8E8" w:val="clear"/>
+          </w:tcPr>
+          <w:p>
+            <w:r>
+              <w:rPr>
+                <w:b w:val="0"/>
+              </w:rPr>
+              <w:t>OE</w:t>
+            </w:r>
+          </w:p>
+        </w:tc>
+        <w:tc>
+          <w:tcPr>
+            <w:tcW w:type="pct" w:w="22%"/>
+            <w:tcBorders>
+              <w:top w:val="single" w:color="999999" w:sz="4"/>
+              <w:left w:val="single" w:color="999999" w:sz="4"/>
+              <w:bottom w:val="single" w:color="999999" w:sz="4"/>
+              <w:right w:val="single" w:color="999999" w:sz="4"/>
+            </w:tcBorders>
+            <w:shd w:fill="E8E8E8" w:val="clear"/>
+          </w:tcPr>
+          <w:p>
+            <w:r>
+              <w:rPr>
+                <w:b w:val="0"/>
+              </w:rPr>
+              <w:t>objective element</w:t>
+            </w:r>
+          </w:p>
+        </w:tc>
+      </w:tr>
+      <w:tr>
+        <w:tc>
+          <w:tcPr>
+            <w:tcW w:type="pct" w:w="22%"/>
+            <w:tcBorders>
+              <w:top w:val="single" w:color="999999" w:sz="4"/>
+              <w:left w:val="single" w:color="999999" w:sz="4"/>
+              <w:bottom w:val="single" w:color="999999" w:sz="4"/>
+              <w:right w:val="single" w:color="999999" w:sz="4"/>
+            </w:tcBorders>
+            <w:shd w:fill="E8E8E8" w:val="clear"/>
+          </w:tcPr>
+          <w:p>
+            <w:r>
+              <w:rPr>
+                <w:b w:val="0"/>
+              </w:rPr>
+              <w:t>OT</w:t>
+            </w:r>
+          </w:p>
+        </w:tc>
+        <w:tc>
+          <w:tcPr>
+            <w:tcW w:type="pct" w:w="22%"/>
+            <w:tcBorders>
+              <w:top w:val="single" w:color="999999" w:sz="4"/>
+              <w:left w:val="single" w:color="999999" w:sz="4"/>
+              <w:bottom w:val="single" w:color="999999" w:sz="4"/>
+              <w:right w:val="single" w:color="999999" w:sz="4"/>
+            </w:tcBorders>
+            <w:shd w:fill="E8E8E8" w:val="clear"/>
+          </w:tcPr>
+          <w:p>
+            <w:r>
+              <w:rPr>
+                <w:b w:val="0"/>
+              </w:rPr>
+              <w:t>operation theatre</w:t>
+            </w:r>
+          </w:p>
+        </w:tc>
+      </w:tr>
+      <w:tr>
+        <w:tc>
+          <w:tcPr>
+            <w:tcW w:type="pct" w:w="22%"/>
+            <w:tcBorders>
+              <w:top w:val="single" w:color="999999" w:sz="4"/>
+              <w:left w:val="single" w:color="999999" w:sz="4"/>
+              <w:bottom w:val="single" w:color="999999" w:sz="4"/>
+              <w:right w:val="single" w:color="999999" w:sz="4"/>
+            </w:tcBorders>
+            <w:shd w:fill="E8E8E8" w:val="clear"/>
+          </w:tcPr>
+          <w:p>
+            <w:r>
+              <w:rPr>
+                <w:b w:val="0"/>
+              </w:rPr>
+              <w:t>PPE</w:t>
+            </w:r>
+          </w:p>
+        </w:tc>
+        <w:tc>
+          <w:tcPr>
+            <w:tcW w:type="pct" w:w="22%"/>
+            <w:tcBorders>
+              <w:top w:val="single" w:color="999999" w:sz="4"/>
+              <w:left w:val="single" w:color="999999" w:sz="4"/>
+              <w:bottom w:val="single" w:color="999999" w:sz="4"/>
+              <w:right w:val="single" w:color="999999" w:sz="4"/>
+            </w:tcBorders>
+            <w:shd w:fill="E8E8E8" w:val="clear"/>
+          </w:tcPr>
+          <w:p>
+            <w:r>
+              <w:rPr>
+                <w:b w:val="0"/>
+              </w:rPr>
+              <w:t>personal protective equipment</w:t>
+            </w:r>
+          </w:p>
+        </w:tc>
+      </w:tr>
+      <w:tr>
+        <w:tc>
+          <w:tcPr>
+            <w:tcW w:type="pct" w:w="22%"/>
+            <w:tcBorders>
+              <w:top w:val="single" w:color="999999" w:sz="4"/>
+              <w:left w:val="single" w:color="999999" w:sz="4"/>
+              <w:bottom w:val="single" w:color="999999" w:sz="4"/>
+              <w:right w:val="single" w:color="999999" w:sz="4"/>
+            </w:tcBorders>
+            <w:shd w:fill="E8E8E8" w:val="clear"/>
+          </w:tcPr>
+          <w:p>
+            <w:r>
+              <w:rPr>
+                <w:b w:val="0"/>
+              </w:rPr>
+              <w:t>PSQ</w:t>
+            </w:r>
+          </w:p>
+        </w:tc>
+        <w:tc>
+          <w:tcPr>
+            <w:tcW w:type="pct" w:w="22%"/>
+            <w:tcBorders>
+              <w:top w:val="single" w:color="999999" w:sz="4"/>
+              <w:left w:val="single" w:color="999999" w:sz="4"/>
+              <w:bottom w:val="single" w:color="999999" w:sz="4"/>
+              <w:right w:val="single" w:color="999999" w:sz="4"/>
+            </w:tcBorders>
+            <w:shd w:fill="E8E8E8" w:val="clear"/>
+          </w:tcPr>
+          <w:p>
+            <w:r>
+              <w:rPr>
+                <w:b w:val="0"/>
+              </w:rPr>
+              <w:t>Patient Safety and Quality Improvement (NABH SHCO chapter)</w:t>
+            </w:r>
+          </w:p>
+        </w:tc>
+      </w:tr>
+      <w:tr>
+        <w:tc>
+          <w:tcPr>
+            <w:tcW w:type="pct" w:w="22%"/>
+            <w:tcBorders>
+              <w:top w:val="single" w:color="999999" w:sz="4"/>
+              <w:left w:val="single" w:color="999999" w:sz="4"/>
+              <w:bottom w:val="single" w:color="999999" w:sz="4"/>
+              <w:right w:val="single" w:color="999999" w:sz="4"/>
+            </w:tcBorders>
+            <w:shd w:fill="E8E8E8" w:val="clear"/>
+          </w:tcPr>
+          <w:p>
+            <w:r>
+              <w:rPr>
+                <w:b w:val="0"/>
+              </w:rPr>
+              <w:t>QA</w:t>
+            </w:r>
+          </w:p>
+        </w:tc>
+        <w:tc>
+          <w:tcPr>
+            <w:tcW w:type="pct" w:w="22%"/>
+            <w:tcBorders>
+              <w:top w:val="single" w:color="999999" w:sz="4"/>
+              <w:left w:val="single" w:color="999999" w:sz="4"/>
+              <w:bottom w:val="single" w:color="999999" w:sz="4"/>
+              <w:right w:val="single" w:color="999999" w:sz="4"/>
+            </w:tcBorders>
+            <w:shd w:fill="E8E8E8" w:val="clear"/>
+          </w:tcPr>
+          <w:p>
+            <w:r>
+              <w:rPr>
+                <w:b w:val="0"/>
+              </w:rPr>
+              <w:t>quality assurance</w:t>
+            </w:r>
+          </w:p>
+        </w:tc>
+      </w:tr>
+      <w:tr>
+        <w:tc>
+          <w:tcPr>
+            <w:tcW w:type="pct" w:w="22%"/>
+            <w:tcBorders>
+              <w:top w:val="single" w:color="999999" w:sz="4"/>
+              <w:left w:val="single" w:color="999999" w:sz="4"/>
+              <w:bottom w:val="single" w:color="999999" w:sz="4"/>
+              <w:right w:val="single" w:color="999999" w:sz="4"/>
+            </w:tcBorders>
+            <w:shd w:fill="E8E8E8" w:val="clear"/>
+          </w:tcPr>
+          <w:p>
+            <w:r>
+              <w:rPr>
+                <w:b w:val="0"/>
+              </w:rPr>
+              <w:t>ROTTO</w:t>
+            </w:r>
+          </w:p>
+        </w:tc>
+        <w:tc>
+          <w:tcPr>
+            <w:tcW w:type="pct" w:w="22%"/>
+            <w:tcBorders>
+              <w:top w:val="single" w:color="999999" w:sz="4"/>
+              <w:left w:val="single" w:color="999999" w:sz="4"/>
+              <w:bottom w:val="single" w:color="999999" w:sz="4"/>
+              <w:right w:val="single" w:color="999999" w:sz="4"/>
+            </w:tcBorders>
+            <w:shd w:fill="E8E8E8" w:val="clear"/>
+          </w:tcPr>
+          <w:p>
+            <w:r>
+              <w:rPr>
+                <w:b w:val="0"/>
+              </w:rPr>
+              <w:t>Regional Organ and Tissue Transplant Organisation</w:t>
+            </w:r>
+          </w:p>
+        </w:tc>
+      </w:tr>
+      <w:tr>
+        <w:tc>
+          <w:tcPr>
+            <w:tcW w:type="pct" w:w="22%"/>
+            <w:tcBorders>
+              <w:top w:val="single" w:color="999999" w:sz="4"/>
+              <w:left w:val="single" w:color="999999" w:sz="4"/>
+              <w:bottom w:val="single" w:color="999999" w:sz="4"/>
+              <w:right w:val="single" w:color="999999" w:sz="4"/>
+            </w:tcBorders>
+            <w:shd w:fill="E8E8E8" w:val="clear"/>
+          </w:tcPr>
+          <w:p>
+            <w:r>
+              <w:rPr>
+                <w:b w:val="0"/>
+              </w:rPr>
+              <w:t>SHCO</w:t>
+            </w:r>
+          </w:p>
+        </w:tc>
+        <w:tc>
+          <w:tcPr>
+            <w:tcW w:type="pct" w:w="22%"/>
+            <w:tcBorders>
+              <w:top w:val="single" w:color="999999" w:sz="4"/>
+              <w:left w:val="single" w:color="999999" w:sz="4"/>
+              <w:bottom w:val="single" w:color="999999" w:sz="4"/>
+              <w:right w:val="single" w:color="999999" w:sz="4"/>
+            </w:tcBorders>
+            <w:shd w:fill="E8E8E8" w:val="clear"/>
+          </w:tcPr>
+          <w:p>
+            <w:r>
+              <w:rPr>
+                <w:b w:val="0"/>
+              </w:rPr>
+              <w:t>Standards for Small Healthcare Organisations</w:t>
+            </w:r>
+          </w:p>
+        </w:tc>
+      </w:tr>
+      <w:tr>
+        <w:tc>
+          <w:tcPr>
+            <w:tcW w:type="pct" w:w="22%"/>
+            <w:tcBorders>
+              <w:top w:val="single" w:color="999999" w:sz="4"/>
+              <w:left w:val="single" w:color="999999" w:sz="4"/>
+              <w:bottom w:val="single" w:color="999999" w:sz="4"/>
+              <w:right w:val="single" w:color="999999" w:sz="4"/>
+            </w:tcBorders>
+            <w:shd w:fill="E8E8E8" w:val="clear"/>
+          </w:tcPr>
+          <w:p>
+            <w:r>
+              <w:rPr>
+                <w:b w:val="0"/>
+              </w:rPr>
+              <w:t>SOTTO</w:t>
+            </w:r>
+          </w:p>
+        </w:tc>
+        <w:tc>
+          <w:tcPr>
+            <w:tcW w:type="pct" w:w="22%"/>
+            <w:tcBorders>
+              <w:top w:val="single" w:color="999999" w:sz="4"/>
+              <w:left w:val="single" w:color="999999" w:sz="4"/>
+              <w:bottom w:val="single" w:color="999999" w:sz="4"/>
+              <w:right w:val="single" w:color="999999" w:sz="4"/>
+            </w:tcBorders>
+            <w:shd w:fill="E8E8E8" w:val="clear"/>
+          </w:tcPr>
+          <w:p>
+            <w:r>
+              <w:rPr>
+                <w:b w:val="0"/>
+              </w:rPr>
+              <w:t>State Organ and Tissue Transplant Organisation</w:t>
+            </w:r>
+          </w:p>
+        </w:tc>
+      </w:tr>
+      <w:tr>
+        <w:tc>
+          <w:tcPr>
+            <w:tcW w:type="pct" w:w="22%"/>
+            <w:tcBorders>
+              <w:top w:val="single" w:color="999999" w:sz="4"/>
+              <w:left w:val="single" w:color="999999" w:sz="4"/>
+              <w:bottom w:val="single" w:color="999999" w:sz="4"/>
+              <w:right w:val="single" w:color="999999" w:sz="4"/>
+            </w:tcBorders>
+            <w:shd w:fill="E8E8E8" w:val="clear"/>
+          </w:tcPr>
+          <w:p>
+            <w:r>
+              <w:rPr>
+                <w:b w:val="0"/>
+              </w:rPr>
+              <w:t>THOTA</w:t>
+            </w:r>
+          </w:p>
+        </w:tc>
+        <w:tc>
+          <w:tcPr>
+            <w:tcW w:type="pct" w:w="22%"/>
+            <w:tcBorders>
+              <w:top w:val="single" w:color="999999" w:sz="4"/>
+              <w:left w:val="single" w:color="999999" w:sz="4"/>
+              <w:bottom w:val="single" w:color="999999" w:sz="4"/>
+              <w:right w:val="single" w:color="999999" w:sz="4"/>
+            </w:tcBorders>
+            <w:shd w:fill="E8E8E8" w:val="clear"/>
+          </w:tcPr>
+          <w:p>
+            <w:r>
+              <w:rPr>
+                <w:b w:val="0"/>
+              </w:rPr>
+              <w:t>Transplantation of Human Organs and Tissues Act</w:t>
+            </w:r>
+          </w:p>
+        </w:tc>
+      </w:tr>
+      <w:tr>
+        <w:tc>
+          <w:tcPr>
+            <w:tcW w:type="pct" w:w="22%"/>
+            <w:tcBorders>
+              <w:top w:val="single" w:color="999999" w:sz="4"/>
+              <w:left w:val="single" w:color="999999" w:sz="4"/>
+              <w:bottom w:val="single" w:color="999999" w:sz="4"/>
+              <w:right w:val="single" w:color="999999" w:sz="4"/>
+            </w:tcBorders>
+            <w:shd w:fill="E8E8E8" w:val="clear"/>
+          </w:tcPr>
+          <w:p>
+            <w:r>
+              <w:rPr>
+                <w:b w:val="0"/>
+              </w:rPr>
+              <w:t>WHO</w:t>
+            </w:r>
+          </w:p>
+        </w:tc>
+        <w:tc>
+          <w:tcPr>
+            <w:tcW w:type="pct" w:w="22%"/>
+            <w:tcBorders>
+              <w:top w:val="single" w:color="999999" w:sz="4"/>
+              <w:left w:val="single" w:color="999999" w:sz="4"/>
+              <w:bottom w:val="single" w:color="999999" w:sz="4"/>
+              <w:right w:val="single" w:color="999999" w:sz="4"/>
+            </w:tcBorders>
+            <w:shd w:fill="E8E8E8" w:val="clear"/>
+          </w:tcPr>
+          <w:p>
+            <w:r>
+              <w:rPr>
+                <w:b w:val="0"/>
+              </w:rPr>
+              <w:t>World Health Organization</w:t>
+            </w:r>
+          </w:p>
+        </w:tc>
+      </w:tr>
+    </w:tbl>
     <w:p>
       <w:pPr>
         <w:pStyle w:val="Heading1"/>

--- a/policies/build/masters/COP.11_v2_master.docx
+++ b/policies/build/masters/COP.11_v2_master.docx
@@ -678,18 +678,6 @@
           <w:szCs w:val="22"/>
         </w:rPr>
         <w:t xml:space="preserve">Boundaries: PRE.3 owns the consent method; this policy owns that consent was obtained before the procedure. PSQ owns the quality programme; this policy owns the surgical safety checklist and OT quality assurance. COP.11.i and COP.11.j apply only if «Hospital Name» operates an organ transplant programme.</w:t>
-      </w:r>
-    </w:p>
-    <w:p>
-      <w:pPr>
-        <w:spacing w:after="140"/>
-      </w:pPr>
-      <w:r>
-        <w:rPr>
-          <w:sz w:val="22"/>
-          <w:szCs w:val="22"/>
-        </w:rPr>
-        <w:t xml:space="preserve">Words marked «like this» are defaults a small hospital can keep. A blank marked «________» has no sensible default. Fill it in before this document is signed.</w:t>
       </w:r>
     </w:p>
     <w:p>

--- a/policies/build/masters/COP.11_v2_master.docx
+++ b/policies/build/masters/COP.11_v2_master.docx
@@ -2637,6 +2637,646 @@
         <w:t xml:space="preserve">The Nursing Superintendent holds signed acknowledgements with the induction record.</w:t>
       </w:r>
     </w:p>
+    <w:p>
+      <w:pPr>
+        <w:pStyle w:val="Heading1"/>
+        <w:spacing w:after="120" w:before="280"/>
+      </w:pPr>
+      <w:r>
+        <w:t>10. Distribution</w:t>
+      </w:r>
+    </w:p>
+    <w:p>
+      <w:pPr>
+        <w:spacing w:after="140"/>
+      </w:pPr>
+      <w:r>
+        <w:rPr>
+          <w:sz w:val="22"/>
+          <w:szCs w:val="22"/>
+        </w:rPr>
+        <w:t xml:space="preserve">Official master copy: office of the Medical Superintendent, «Hospital Name», with the OT In-Charge and Quality Coordinator.</w:t>
+      </w:r>
+    </w:p>
+    <w:p>
+      <w:pPr>
+        <w:spacing w:after="140"/>
+      </w:pPr>
+      <w:r>
+        <w:rPr>
+          <w:sz w:val="22"/>
+          <w:szCs w:val="22"/>
+        </w:rPr>
+        <w:t xml:space="preserve">Copies issued to: operation theatre; minor OT; procedure rooms; surgical wards; day-care surgery unit (where it exists); transplant coordinator office (where applicable).</w:t>
+      </w:r>
+    </w:p>
+    <w:p>
+      <w:pPr>
+        <w:spacing w:after="140"/>
+      </w:pPr>
+      <w:r>
+        <w:rPr>
+          <w:sz w:val="22"/>
+          <w:szCs w:val="22"/>
+        </w:rPr>
+        <w:t xml:space="preserve">The current version is available to all staff at the «policy file in the OT» and, if the hospital keeps an intranet, at «staff intranet / policies».</w:t>
+      </w:r>
+    </w:p>
+    <w:p>
+      <w:pPr>
+        <w:pStyle w:val="Heading1"/>
+        <w:spacing w:after="120" w:before="280"/>
+      </w:pPr>
+      <w:r>
+        <w:t>11. Abbreviations</w:t>
+      </w:r>
+    </w:p>
+    <w:tbl>
+      <w:tblPr>
+        <w:tblW w:type="pct" w:w="100%"/>
+        <w:tblBorders>
+          <w:top w:val="single" w:color="auto" w:sz="4"/>
+          <w:left w:val="single" w:color="auto" w:sz="4"/>
+          <w:bottom w:val="single" w:color="auto" w:sz="4"/>
+          <w:right w:val="single" w:color="auto" w:sz="4"/>
+          <w:insideH w:val="single" w:color="auto" w:sz="4"/>
+          <w:insideV w:val="single" w:color="auto" w:sz="4"/>
+        </w:tblBorders>
+      </w:tblPr>
+      <w:tblGrid>
+        <w:gridCol w:w="100"/>
+        <w:gridCol w:w="100"/>
+      </w:tblGrid>
+      <w:tr>
+        <w:tc>
+          <w:tcPr>
+            <w:tcW w:type="pct" w:w="22%"/>
+            <w:tcBorders>
+              <w:top w:val="single" w:color="999999" w:sz="4"/>
+              <w:left w:val="single" w:color="999999" w:sz="4"/>
+              <w:bottom w:val="single" w:color="999999" w:sz="4"/>
+              <w:right w:val="single" w:color="999999" w:sz="4"/>
+            </w:tcBorders>
+            <w:shd w:fill="E8E8E8" w:val="clear"/>
+          </w:tcPr>
+          <w:p>
+            <w:r>
+              <w:rPr>
+                <w:b/>
+              </w:rPr>
+              <w:t>Abbreviation</w:t>
+            </w:r>
+          </w:p>
+        </w:tc>
+        <w:tc>
+          <w:tcPr>
+            <w:tcW w:type="pct" w:w="22%"/>
+            <w:tcBorders>
+              <w:top w:val="single" w:color="999999" w:sz="4"/>
+              <w:left w:val="single" w:color="999999" w:sz="4"/>
+              <w:bottom w:val="single" w:color="999999" w:sz="4"/>
+              <w:right w:val="single" w:color="999999" w:sz="4"/>
+            </w:tcBorders>
+            <w:shd w:fill="E8E8E8" w:val="clear"/>
+          </w:tcPr>
+          <w:p>
+            <w:r>
+              <w:rPr>
+                <w:b/>
+              </w:rPr>
+              <w:t>Meaning</w:t>
+            </w:r>
+          </w:p>
+        </w:tc>
+      </w:tr>
+      <w:tr>
+        <w:tc>
+          <w:tcPr>
+            <w:tcW w:type="pct" w:w="22%"/>
+            <w:tcBorders>
+              <w:top w:val="single" w:color="999999" w:sz="4"/>
+              <w:left w:val="single" w:color="999999" w:sz="4"/>
+              <w:bottom w:val="single" w:color="999999" w:sz="4"/>
+              <w:right w:val="single" w:color="999999" w:sz="4"/>
+            </w:tcBorders>
+            <w:shd w:fill="E8E8E8" w:val="clear"/>
+          </w:tcPr>
+          <w:p>
+            <w:r>
+              <w:rPr>
+                <w:b w:val="0"/>
+              </w:rPr>
+              <w:t>CAPA</w:t>
+            </w:r>
+          </w:p>
+        </w:tc>
+        <w:tc>
+          <w:tcPr>
+            <w:tcW w:type="pct" w:w="22%"/>
+            <w:tcBorders>
+              <w:top w:val="single" w:color="999999" w:sz="4"/>
+              <w:left w:val="single" w:color="999999" w:sz="4"/>
+              <w:bottom w:val="single" w:color="999999" w:sz="4"/>
+              <w:right w:val="single" w:color="999999" w:sz="4"/>
+            </w:tcBorders>
+            <w:shd w:fill="E8E8E8" w:val="clear"/>
+          </w:tcPr>
+          <w:p>
+            <w:r>
+              <w:rPr>
+                <w:b w:val="0"/>
+              </w:rPr>
+              <w:t>corrective and preventive action</w:t>
+            </w:r>
+          </w:p>
+        </w:tc>
+      </w:tr>
+      <w:tr>
+        <w:tc>
+          <w:tcPr>
+            <w:tcW w:type="pct" w:w="22%"/>
+            <w:tcBorders>
+              <w:top w:val="single" w:color="999999" w:sz="4"/>
+              <w:left w:val="single" w:color="999999" w:sz="4"/>
+              <w:bottom w:val="single" w:color="999999" w:sz="4"/>
+              <w:right w:val="single" w:color="999999" w:sz="4"/>
+            </w:tcBorders>
+            <w:shd w:fill="E8E8E8" w:val="clear"/>
+          </w:tcPr>
+          <w:p>
+            <w:r>
+              <w:rPr>
+                <w:b w:val="0"/>
+              </w:rPr>
+              <w:t>NABH</w:t>
+            </w:r>
+          </w:p>
+        </w:tc>
+        <w:tc>
+          <w:tcPr>
+            <w:tcW w:type="pct" w:w="22%"/>
+            <w:tcBorders>
+              <w:top w:val="single" w:color="999999" w:sz="4"/>
+              <w:left w:val="single" w:color="999999" w:sz="4"/>
+              <w:bottom w:val="single" w:color="999999" w:sz="4"/>
+              <w:right w:val="single" w:color="999999" w:sz="4"/>
+            </w:tcBorders>
+            <w:shd w:fill="E8E8E8" w:val="clear"/>
+          </w:tcPr>
+          <w:p>
+            <w:r>
+              <w:rPr>
+                <w:b w:val="0"/>
+              </w:rPr>
+              <w:t>National Accreditation Board for Hospitals and Healthcare Providers</w:t>
+            </w:r>
+          </w:p>
+        </w:tc>
+      </w:tr>
+      <w:tr>
+        <w:tc>
+          <w:tcPr>
+            <w:tcW w:type="pct" w:w="22%"/>
+            <w:tcBorders>
+              <w:top w:val="single" w:color="999999" w:sz="4"/>
+              <w:left w:val="single" w:color="999999" w:sz="4"/>
+              <w:bottom w:val="single" w:color="999999" w:sz="4"/>
+              <w:right w:val="single" w:color="999999" w:sz="4"/>
+            </w:tcBorders>
+            <w:shd w:fill="E8E8E8" w:val="clear"/>
+          </w:tcPr>
+          <w:p>
+            <w:r>
+              <w:rPr>
+                <w:b w:val="0"/>
+              </w:rPr>
+              <w:t>OE</w:t>
+            </w:r>
+          </w:p>
+        </w:tc>
+        <w:tc>
+          <w:tcPr>
+            <w:tcW w:type="pct" w:w="22%"/>
+            <w:tcBorders>
+              <w:top w:val="single" w:color="999999" w:sz="4"/>
+              <w:left w:val="single" w:color="999999" w:sz="4"/>
+              <w:bottom w:val="single" w:color="999999" w:sz="4"/>
+              <w:right w:val="single" w:color="999999" w:sz="4"/>
+            </w:tcBorders>
+            <w:shd w:fill="E8E8E8" w:val="clear"/>
+          </w:tcPr>
+          <w:p>
+            <w:r>
+              <w:rPr>
+                <w:b w:val="0"/>
+              </w:rPr>
+              <w:t>objective element</w:t>
+            </w:r>
+          </w:p>
+        </w:tc>
+      </w:tr>
+      <w:tr>
+        <w:tc>
+          <w:tcPr>
+            <w:tcW w:type="pct" w:w="22%"/>
+            <w:tcBorders>
+              <w:top w:val="single" w:color="999999" w:sz="4"/>
+              <w:left w:val="single" w:color="999999" w:sz="4"/>
+              <w:bottom w:val="single" w:color="999999" w:sz="4"/>
+              <w:right w:val="single" w:color="999999" w:sz="4"/>
+            </w:tcBorders>
+            <w:shd w:fill="E8E8E8" w:val="clear"/>
+          </w:tcPr>
+          <w:p>
+            <w:r>
+              <w:rPr>
+                <w:b w:val="0"/>
+              </w:rPr>
+              <w:t>OT</w:t>
+            </w:r>
+          </w:p>
+        </w:tc>
+        <w:tc>
+          <w:tcPr>
+            <w:tcW w:type="pct" w:w="22%"/>
+            <w:tcBorders>
+              <w:top w:val="single" w:color="999999" w:sz="4"/>
+              <w:left w:val="single" w:color="999999" w:sz="4"/>
+              <w:bottom w:val="single" w:color="999999" w:sz="4"/>
+              <w:right w:val="single" w:color="999999" w:sz="4"/>
+            </w:tcBorders>
+            <w:shd w:fill="E8E8E8" w:val="clear"/>
+          </w:tcPr>
+          <w:p>
+            <w:r>
+              <w:rPr>
+                <w:b w:val="0"/>
+              </w:rPr>
+              <w:t>operation theatre</w:t>
+            </w:r>
+          </w:p>
+        </w:tc>
+      </w:tr>
+      <w:tr>
+        <w:tc>
+          <w:tcPr>
+            <w:tcW w:type="pct" w:w="22%"/>
+            <w:tcBorders>
+              <w:top w:val="single" w:color="999999" w:sz="4"/>
+              <w:left w:val="single" w:color="999999" w:sz="4"/>
+              <w:bottom w:val="single" w:color="999999" w:sz="4"/>
+              <w:right w:val="single" w:color="999999" w:sz="4"/>
+            </w:tcBorders>
+            <w:shd w:fill="E8E8E8" w:val="clear"/>
+          </w:tcPr>
+          <w:p>
+            <w:r>
+              <w:rPr>
+                <w:b w:val="0"/>
+              </w:rPr>
+              <w:t>PPE</w:t>
+            </w:r>
+          </w:p>
+        </w:tc>
+        <w:tc>
+          <w:tcPr>
+            <w:tcW w:type="pct" w:w="22%"/>
+            <w:tcBorders>
+              <w:top w:val="single" w:color="999999" w:sz="4"/>
+              <w:left w:val="single" w:color="999999" w:sz="4"/>
+              <w:bottom w:val="single" w:color="999999" w:sz="4"/>
+              <w:right w:val="single" w:color="999999" w:sz="4"/>
+            </w:tcBorders>
+            <w:shd w:fill="E8E8E8" w:val="clear"/>
+          </w:tcPr>
+          <w:p>
+            <w:r>
+              <w:rPr>
+                <w:b w:val="0"/>
+              </w:rPr>
+              <w:t>personal protective equipment</w:t>
+            </w:r>
+          </w:p>
+        </w:tc>
+      </w:tr>
+      <w:tr>
+        <w:tc>
+          <w:tcPr>
+            <w:tcW w:type="pct" w:w="22%"/>
+            <w:tcBorders>
+              <w:top w:val="single" w:color="999999" w:sz="4"/>
+              <w:left w:val="single" w:color="999999" w:sz="4"/>
+              <w:bottom w:val="single" w:color="999999" w:sz="4"/>
+              <w:right w:val="single" w:color="999999" w:sz="4"/>
+            </w:tcBorders>
+            <w:shd w:fill="E8E8E8" w:val="clear"/>
+          </w:tcPr>
+          <w:p>
+            <w:r>
+              <w:rPr>
+                <w:b w:val="0"/>
+              </w:rPr>
+              <w:t>PSQ</w:t>
+            </w:r>
+          </w:p>
+        </w:tc>
+        <w:tc>
+          <w:tcPr>
+            <w:tcW w:type="pct" w:w="22%"/>
+            <w:tcBorders>
+              <w:top w:val="single" w:color="999999" w:sz="4"/>
+              <w:left w:val="single" w:color="999999" w:sz="4"/>
+              <w:bottom w:val="single" w:color="999999" w:sz="4"/>
+              <w:right w:val="single" w:color="999999" w:sz="4"/>
+            </w:tcBorders>
+            <w:shd w:fill="E8E8E8" w:val="clear"/>
+          </w:tcPr>
+          <w:p>
+            <w:r>
+              <w:rPr>
+                <w:b w:val="0"/>
+              </w:rPr>
+              <w:t>Patient Safety and Quality Improvement (NABH SHCO chapter)</w:t>
+            </w:r>
+          </w:p>
+        </w:tc>
+      </w:tr>
+      <w:tr>
+        <w:tc>
+          <w:tcPr>
+            <w:tcW w:type="pct" w:w="22%"/>
+            <w:tcBorders>
+              <w:top w:val="single" w:color="999999" w:sz="4"/>
+              <w:left w:val="single" w:color="999999" w:sz="4"/>
+              <w:bottom w:val="single" w:color="999999" w:sz="4"/>
+              <w:right w:val="single" w:color="999999" w:sz="4"/>
+            </w:tcBorders>
+            <w:shd w:fill="E8E8E8" w:val="clear"/>
+          </w:tcPr>
+          <w:p>
+            <w:r>
+              <w:rPr>
+                <w:b w:val="0"/>
+              </w:rPr>
+              <w:t>QA</w:t>
+            </w:r>
+          </w:p>
+        </w:tc>
+        <w:tc>
+          <w:tcPr>
+            <w:tcW w:type="pct" w:w="22%"/>
+            <w:tcBorders>
+              <w:top w:val="single" w:color="999999" w:sz="4"/>
+              <w:left w:val="single" w:color="999999" w:sz="4"/>
+              <w:bottom w:val="single" w:color="999999" w:sz="4"/>
+              <w:right w:val="single" w:color="999999" w:sz="4"/>
+            </w:tcBorders>
+            <w:shd w:fill="E8E8E8" w:val="clear"/>
+          </w:tcPr>
+          <w:p>
+            <w:r>
+              <w:rPr>
+                <w:b w:val="0"/>
+              </w:rPr>
+              <w:t>quality assurance</w:t>
+            </w:r>
+          </w:p>
+        </w:tc>
+      </w:tr>
+      <w:tr>
+        <w:tc>
+          <w:tcPr>
+            <w:tcW w:type="pct" w:w="22%"/>
+            <w:tcBorders>
+              <w:top w:val="single" w:color="999999" w:sz="4"/>
+              <w:left w:val="single" w:color="999999" w:sz="4"/>
+              <w:bottom w:val="single" w:color="999999" w:sz="4"/>
+              <w:right w:val="single" w:color="999999" w:sz="4"/>
+            </w:tcBorders>
+            <w:shd w:fill="E8E8E8" w:val="clear"/>
+          </w:tcPr>
+          <w:p>
+            <w:r>
+              <w:rPr>
+                <w:b w:val="0"/>
+              </w:rPr>
+              <w:t>ROTTO</w:t>
+            </w:r>
+          </w:p>
+        </w:tc>
+        <w:tc>
+          <w:tcPr>
+            <w:tcW w:type="pct" w:w="22%"/>
+            <w:tcBorders>
+              <w:top w:val="single" w:color="999999" w:sz="4"/>
+              <w:left w:val="single" w:color="999999" w:sz="4"/>
+              <w:bottom w:val="single" w:color="999999" w:sz="4"/>
+              <w:right w:val="single" w:color="999999" w:sz="4"/>
+            </w:tcBorders>
+            <w:shd w:fill="E8E8E8" w:val="clear"/>
+          </w:tcPr>
+          <w:p>
+            <w:r>
+              <w:rPr>
+                <w:b w:val="0"/>
+              </w:rPr>
+              <w:t>Regional Organ and Tissue Transplant Organisation</w:t>
+            </w:r>
+          </w:p>
+        </w:tc>
+      </w:tr>
+      <w:tr>
+        <w:tc>
+          <w:tcPr>
+            <w:tcW w:type="pct" w:w="22%"/>
+            <w:tcBorders>
+              <w:top w:val="single" w:color="999999" w:sz="4"/>
+              <w:left w:val="single" w:color="999999" w:sz="4"/>
+              <w:bottom w:val="single" w:color="999999" w:sz="4"/>
+              <w:right w:val="single" w:color="999999" w:sz="4"/>
+            </w:tcBorders>
+            <w:shd w:fill="E8E8E8" w:val="clear"/>
+          </w:tcPr>
+          <w:p>
+            <w:r>
+              <w:rPr>
+                <w:b w:val="0"/>
+              </w:rPr>
+              <w:t>SHCO</w:t>
+            </w:r>
+          </w:p>
+        </w:tc>
+        <w:tc>
+          <w:tcPr>
+            <w:tcW w:type="pct" w:w="22%"/>
+            <w:tcBorders>
+              <w:top w:val="single" w:color="999999" w:sz="4"/>
+              <w:left w:val="single" w:color="999999" w:sz="4"/>
+              <w:bottom w:val="single" w:color="999999" w:sz="4"/>
+              <w:right w:val="single" w:color="999999" w:sz="4"/>
+            </w:tcBorders>
+            <w:shd w:fill="E8E8E8" w:val="clear"/>
+          </w:tcPr>
+          <w:p>
+            <w:r>
+              <w:rPr>
+                <w:b w:val="0"/>
+              </w:rPr>
+              <w:t>Standards for Small Healthcare Organisations</w:t>
+            </w:r>
+          </w:p>
+        </w:tc>
+      </w:tr>
+      <w:tr>
+        <w:tc>
+          <w:tcPr>
+            <w:tcW w:type="pct" w:w="22%"/>
+            <w:tcBorders>
+              <w:top w:val="single" w:color="999999" w:sz="4"/>
+              <w:left w:val="single" w:color="999999" w:sz="4"/>
+              <w:bottom w:val="single" w:color="999999" w:sz="4"/>
+              <w:right w:val="single" w:color="999999" w:sz="4"/>
+            </w:tcBorders>
+            <w:shd w:fill="E8E8E8" w:val="clear"/>
+          </w:tcPr>
+          <w:p>
+            <w:r>
+              <w:rPr>
+                <w:b w:val="0"/>
+              </w:rPr>
+              <w:t>SOTTO</w:t>
+            </w:r>
+          </w:p>
+        </w:tc>
+        <w:tc>
+          <w:tcPr>
+            <w:tcW w:type="pct" w:w="22%"/>
+            <w:tcBorders>
+              <w:top w:val="single" w:color="999999" w:sz="4"/>
+              <w:left w:val="single" w:color="999999" w:sz="4"/>
+              <w:bottom w:val="single" w:color="999999" w:sz="4"/>
+              <w:right w:val="single" w:color="999999" w:sz="4"/>
+            </w:tcBorders>
+            <w:shd w:fill="E8E8E8" w:val="clear"/>
+          </w:tcPr>
+          <w:p>
+            <w:r>
+              <w:rPr>
+                <w:b w:val="0"/>
+              </w:rPr>
+              <w:t>State Organ and Tissue Transplant Organisation</w:t>
+            </w:r>
+          </w:p>
+        </w:tc>
+      </w:tr>
+      <w:tr>
+        <w:tc>
+          <w:tcPr>
+            <w:tcW w:type="pct" w:w="22%"/>
+            <w:tcBorders>
+              <w:top w:val="single" w:color="999999" w:sz="4"/>
+              <w:left w:val="single" w:color="999999" w:sz="4"/>
+              <w:bottom w:val="single" w:color="999999" w:sz="4"/>
+              <w:right w:val="single" w:color="999999" w:sz="4"/>
+            </w:tcBorders>
+            <w:shd w:fill="E8E8E8" w:val="clear"/>
+          </w:tcPr>
+          <w:p>
+            <w:r>
+              <w:rPr>
+                <w:b w:val="0"/>
+              </w:rPr>
+              <w:t>THOTA</w:t>
+            </w:r>
+          </w:p>
+        </w:tc>
+        <w:tc>
+          <w:tcPr>
+            <w:tcW w:type="pct" w:w="22%"/>
+            <w:tcBorders>
+              <w:top w:val="single" w:color="999999" w:sz="4"/>
+              <w:left w:val="single" w:color="999999" w:sz="4"/>
+              <w:bottom w:val="single" w:color="999999" w:sz="4"/>
+              <w:right w:val="single" w:color="999999" w:sz="4"/>
+            </w:tcBorders>
+            <w:shd w:fill="E8E8E8" w:val="clear"/>
+          </w:tcPr>
+          <w:p>
+            <w:r>
+              <w:rPr>
+                <w:b w:val="0"/>
+              </w:rPr>
+              <w:t>Transplantation of Human Organs and Tissues Act</w:t>
+            </w:r>
+          </w:p>
+        </w:tc>
+      </w:tr>
+      <w:tr>
+        <w:tc>
+          <w:tcPr>
+            <w:tcW w:type="pct" w:w="22%"/>
+            <w:tcBorders>
+              <w:top w:val="single" w:color="999999" w:sz="4"/>
+              <w:left w:val="single" w:color="999999" w:sz="4"/>
+              <w:bottom w:val="single" w:color="999999" w:sz="4"/>
+              <w:right w:val="single" w:color="999999" w:sz="4"/>
+            </w:tcBorders>
+            <w:shd w:fill="E8E8E8" w:val="clear"/>
+          </w:tcPr>
+          <w:p>
+            <w:r>
+              <w:rPr>
+                <w:b w:val="0"/>
+              </w:rPr>
+              <w:t>WHO</w:t>
+            </w:r>
+          </w:p>
+        </w:tc>
+        <w:tc>
+          <w:tcPr>
+            <w:tcW w:type="pct" w:w="22%"/>
+            <w:tcBorders>
+              <w:top w:val="single" w:color="999999" w:sz="4"/>
+              <w:left w:val="single" w:color="999999" w:sz="4"/>
+              <w:bottom w:val="single" w:color="999999" w:sz="4"/>
+              <w:right w:val="single" w:color="999999" w:sz="4"/>
+            </w:tcBorders>
+            <w:shd w:fill="E8E8E8" w:val="clear"/>
+          </w:tcPr>
+          <w:p>
+            <w:r>
+              <w:rPr>
+                <w:b w:val="0"/>
+              </w:rPr>
+              <w:t>World Health Organization</w:t>
+            </w:r>
+          </w:p>
+        </w:tc>
+      </w:tr>
+    </w:tbl>
+    <w:p>
+      <w:pPr>
+        <w:pStyle w:val="Heading1"/>
+        <w:spacing w:after="120" w:before="280"/>
+      </w:pPr>
+      <w:r>
+        <w:t>12. Traceability to NABH SHCO 3rd Edition COP.11</w:t>
+      </w:r>
+    </w:p>
+    <w:p>
+      <w:pPr>
+        <w:spacing w:after="120"/>
+      </w:pPr>
+      <w:r>
+        <w:rPr>
+          <w:i/>
+          <w:iCs/>
+          <w:sz w:val="20"/>
+          <w:szCs w:val="20"/>
+        </w:rPr>
+        <w:t xml:space="preserve">This table is an index. It is not how the policy is organised.</w:t>
+      </w:r>
+    </w:p>
     <w:tbl>
       <w:tblPr>
         <w:tblW w:type="pct" w:w="100%"/>
@@ -3831,646 +4471,6 @@
         </w:tc>
       </w:tr>
     </w:tbl>
-    <w:p>
-      <w:pPr>
-        <w:pStyle w:val="Heading1"/>
-        <w:spacing w:after="120" w:before="280"/>
-      </w:pPr>
-      <w:r>
-        <w:t>10. Distribution</w:t>
-      </w:r>
-    </w:p>
-    <w:p>
-      <w:pPr>
-        <w:spacing w:after="140"/>
-      </w:pPr>
-      <w:r>
-        <w:rPr>
-          <w:sz w:val="22"/>
-          <w:szCs w:val="22"/>
-        </w:rPr>
-        <w:t xml:space="preserve">Official master copy: office of the Medical Superintendent, «Hospital Name», with the OT In-Charge and Quality Coordinator.</w:t>
-      </w:r>
-    </w:p>
-    <w:p>
-      <w:pPr>
-        <w:spacing w:after="140"/>
-      </w:pPr>
-      <w:r>
-        <w:rPr>
-          <w:sz w:val="22"/>
-          <w:szCs w:val="22"/>
-        </w:rPr>
-        <w:t xml:space="preserve">Copies issued to: operation theatre; minor OT; procedure rooms; surgical wards; day-care surgery unit (where it exists); transplant coordinator office (where applicable).</w:t>
-      </w:r>
-    </w:p>
-    <w:p>
-      <w:pPr>
-        <w:spacing w:after="140"/>
-      </w:pPr>
-      <w:r>
-        <w:rPr>
-          <w:sz w:val="22"/>
-          <w:szCs w:val="22"/>
-        </w:rPr>
-        <w:t xml:space="preserve">The current version is available to all staff at the «policy file in the OT» and, if the hospital keeps an intranet, at «staff intranet / policies».</w:t>
-      </w:r>
-    </w:p>
-    <w:p>
-      <w:pPr>
-        <w:pStyle w:val="Heading1"/>
-        <w:spacing w:after="120" w:before="280"/>
-      </w:pPr>
-      <w:r>
-        <w:t>11. Abbreviations</w:t>
-      </w:r>
-    </w:p>
-    <w:tbl>
-      <w:tblPr>
-        <w:tblW w:type="pct" w:w="100%"/>
-        <w:tblBorders>
-          <w:top w:val="single" w:color="auto" w:sz="4"/>
-          <w:left w:val="single" w:color="auto" w:sz="4"/>
-          <w:bottom w:val="single" w:color="auto" w:sz="4"/>
-          <w:right w:val="single" w:color="auto" w:sz="4"/>
-          <w:insideH w:val="single" w:color="auto" w:sz="4"/>
-          <w:insideV w:val="single" w:color="auto" w:sz="4"/>
-        </w:tblBorders>
-      </w:tblPr>
-      <w:tblGrid>
-        <w:gridCol w:w="100"/>
-        <w:gridCol w:w="100"/>
-      </w:tblGrid>
-      <w:tr>
-        <w:tc>
-          <w:tcPr>
-            <w:tcW w:type="pct" w:w="22%"/>
-            <w:tcBorders>
-              <w:top w:val="single" w:color="999999" w:sz="4"/>
-              <w:left w:val="single" w:color="999999" w:sz="4"/>
-              <w:bottom w:val="single" w:color="999999" w:sz="4"/>
-              <w:right w:val="single" w:color="999999" w:sz="4"/>
-            </w:tcBorders>
-            <w:shd w:fill="E8E8E8" w:val="clear"/>
-          </w:tcPr>
-          <w:p>
-            <w:r>
-              <w:rPr>
-                <w:b/>
-              </w:rPr>
-              <w:t>Abbreviation</w:t>
-            </w:r>
-          </w:p>
-        </w:tc>
-        <w:tc>
-          <w:tcPr>
-            <w:tcW w:type="pct" w:w="22%"/>
-            <w:tcBorders>
-              <w:top w:val="single" w:color="999999" w:sz="4"/>
-              <w:left w:val="single" w:color="999999" w:sz="4"/>
-              <w:bottom w:val="single" w:color="999999" w:sz="4"/>
-              <w:right w:val="single" w:color="999999" w:sz="4"/>
-            </w:tcBorders>
-            <w:shd w:fill="E8E8E8" w:val="clear"/>
-          </w:tcPr>
-          <w:p>
-            <w:r>
-              <w:rPr>
-                <w:b/>
-              </w:rPr>
-              <w:t>Meaning</w:t>
-            </w:r>
-          </w:p>
-        </w:tc>
-      </w:tr>
-      <w:tr>
-        <w:tc>
-          <w:tcPr>
-            <w:tcW w:type="pct" w:w="22%"/>
-            <w:tcBorders>
-              <w:top w:val="single" w:color="999999" w:sz="4"/>
-              <w:left w:val="single" w:color="999999" w:sz="4"/>
-              <w:bottom w:val="single" w:color="999999" w:sz="4"/>
-              <w:right w:val="single" w:color="999999" w:sz="4"/>
-            </w:tcBorders>
-            <w:shd w:fill="E8E8E8" w:val="clear"/>
-          </w:tcPr>
-          <w:p>
-            <w:r>
-              <w:rPr>
-                <w:b w:val="0"/>
-              </w:rPr>
-              <w:t>CAPA</w:t>
-            </w:r>
-          </w:p>
-        </w:tc>
-        <w:tc>
-          <w:tcPr>
-            <w:tcW w:type="pct" w:w="22%"/>
-            <w:tcBorders>
-              <w:top w:val="single" w:color="999999" w:sz="4"/>
-              <w:left w:val="single" w:color="999999" w:sz="4"/>
-              <w:bottom w:val="single" w:color="999999" w:sz="4"/>
-              <w:right w:val="single" w:color="999999" w:sz="4"/>
-            </w:tcBorders>
-            <w:shd w:fill="E8E8E8" w:val="clear"/>
-          </w:tcPr>
-          <w:p>
-            <w:r>
-              <w:rPr>
-                <w:b w:val="0"/>
-              </w:rPr>
-              <w:t>corrective and preventive action</w:t>
-            </w:r>
-          </w:p>
-        </w:tc>
-      </w:tr>
-      <w:tr>
-        <w:tc>
-          <w:tcPr>
-            <w:tcW w:type="pct" w:w="22%"/>
-            <w:tcBorders>
-              <w:top w:val="single" w:color="999999" w:sz="4"/>
-              <w:left w:val="single" w:color="999999" w:sz="4"/>
-              <w:bottom w:val="single" w:color="999999" w:sz="4"/>
-              <w:right w:val="single" w:color="999999" w:sz="4"/>
-            </w:tcBorders>
-            <w:shd w:fill="E8E8E8" w:val="clear"/>
-          </w:tcPr>
-          <w:p>
-            <w:r>
-              <w:rPr>
-                <w:b w:val="0"/>
-              </w:rPr>
-              <w:t>NABH</w:t>
-            </w:r>
-          </w:p>
-        </w:tc>
-        <w:tc>
-          <w:tcPr>
-            <w:tcW w:type="pct" w:w="22%"/>
-            <w:tcBorders>
-              <w:top w:val="single" w:color="999999" w:sz="4"/>
-              <w:left w:val="single" w:color="999999" w:sz="4"/>
-              <w:bottom w:val="single" w:color="999999" w:sz="4"/>
-              <w:right w:val="single" w:color="999999" w:sz="4"/>
-            </w:tcBorders>
-            <w:shd w:fill="E8E8E8" w:val="clear"/>
-          </w:tcPr>
-          <w:p>
-            <w:r>
-              <w:rPr>
-                <w:b w:val="0"/>
-              </w:rPr>
-              <w:t>National Accreditation Board for Hospitals and Healthcare Providers</w:t>
-            </w:r>
-          </w:p>
-        </w:tc>
-      </w:tr>
-      <w:tr>
-        <w:tc>
-          <w:tcPr>
-            <w:tcW w:type="pct" w:w="22%"/>
-            <w:tcBorders>
-              <w:top w:val="single" w:color="999999" w:sz="4"/>
-              <w:left w:val="single" w:color="999999" w:sz="4"/>
-              <w:bottom w:val="single" w:color="999999" w:sz="4"/>
-              <w:right w:val="single" w:color="999999" w:sz="4"/>
-            </w:tcBorders>
-            <w:shd w:fill="E8E8E8" w:val="clear"/>
-          </w:tcPr>
-          <w:p>
-            <w:r>
-              <w:rPr>
-                <w:b w:val="0"/>
-              </w:rPr>
-              <w:t>OE</w:t>
-            </w:r>
-          </w:p>
-        </w:tc>
-        <w:tc>
-          <w:tcPr>
-            <w:tcW w:type="pct" w:w="22%"/>
-            <w:tcBorders>
-              <w:top w:val="single" w:color="999999" w:sz="4"/>
-              <w:left w:val="single" w:color="999999" w:sz="4"/>
-              <w:bottom w:val="single" w:color="999999" w:sz="4"/>
-              <w:right w:val="single" w:color="999999" w:sz="4"/>
-            </w:tcBorders>
-            <w:shd w:fill="E8E8E8" w:val="clear"/>
-          </w:tcPr>
-          <w:p>
-            <w:r>
-              <w:rPr>
-                <w:b w:val="0"/>
-              </w:rPr>
-              <w:t>objective element</w:t>
-            </w:r>
-          </w:p>
-        </w:tc>
-      </w:tr>
-      <w:tr>
-        <w:tc>
-          <w:tcPr>
-            <w:tcW w:type="pct" w:w="22%"/>
-            <w:tcBorders>
-              <w:top w:val="single" w:color="999999" w:sz="4"/>
-              <w:left w:val="single" w:color="999999" w:sz="4"/>
-              <w:bottom w:val="single" w:color="999999" w:sz="4"/>
-              <w:right w:val="single" w:color="999999" w:sz="4"/>
-            </w:tcBorders>
-            <w:shd w:fill="E8E8E8" w:val="clear"/>
-          </w:tcPr>
-          <w:p>
-            <w:r>
-              <w:rPr>
-                <w:b w:val="0"/>
-              </w:rPr>
-              <w:t>OT</w:t>
-            </w:r>
-          </w:p>
-        </w:tc>
-        <w:tc>
-          <w:tcPr>
-            <w:tcW w:type="pct" w:w="22%"/>
-            <w:tcBorders>
-              <w:top w:val="single" w:color="999999" w:sz="4"/>
-              <w:left w:val="single" w:color="999999" w:sz="4"/>
-              <w:bottom w:val="single" w:color="999999" w:sz="4"/>
-              <w:right w:val="single" w:color="999999" w:sz="4"/>
-            </w:tcBorders>
-            <w:shd w:fill="E8E8E8" w:val="clear"/>
-          </w:tcPr>
-          <w:p>
-            <w:r>
-              <w:rPr>
-                <w:b w:val="0"/>
-              </w:rPr>
-              <w:t>operation theatre</w:t>
-            </w:r>
-          </w:p>
-        </w:tc>
-      </w:tr>
-      <w:tr>
-        <w:tc>
-          <w:tcPr>
-            <w:tcW w:type="pct" w:w="22%"/>
-            <w:tcBorders>
-              <w:top w:val="single" w:color="999999" w:sz="4"/>
-              <w:left w:val="single" w:color="999999" w:sz="4"/>
-              <w:bottom w:val="single" w:color="999999" w:sz="4"/>
-              <w:right w:val="single" w:color="999999" w:sz="4"/>
-            </w:tcBorders>
-            <w:shd w:fill="E8E8E8" w:val="clear"/>
-          </w:tcPr>
-          <w:p>
-            <w:r>
-              <w:rPr>
-                <w:b w:val="0"/>
-              </w:rPr>
-              <w:t>PPE</w:t>
-            </w:r>
-          </w:p>
-        </w:tc>
-        <w:tc>
-          <w:tcPr>
-            <w:tcW w:type="pct" w:w="22%"/>
-            <w:tcBorders>
-              <w:top w:val="single" w:color="999999" w:sz="4"/>
-              <w:left w:val="single" w:color="999999" w:sz="4"/>
-              <w:bottom w:val="single" w:color="999999" w:sz="4"/>
-              <w:right w:val="single" w:color="999999" w:sz="4"/>
-            </w:tcBorders>
-            <w:shd w:fill="E8E8E8" w:val="clear"/>
-          </w:tcPr>
-          <w:p>
-            <w:r>
-              <w:rPr>
-                <w:b w:val="0"/>
-              </w:rPr>
-              <w:t>personal protective equipment</w:t>
-            </w:r>
-          </w:p>
-        </w:tc>
-      </w:tr>
-      <w:tr>
-        <w:tc>
-          <w:tcPr>
-            <w:tcW w:type="pct" w:w="22%"/>
-            <w:tcBorders>
-              <w:top w:val="single" w:color="999999" w:sz="4"/>
-              <w:left w:val="single" w:color="999999" w:sz="4"/>
-              <w:bottom w:val="single" w:color="999999" w:sz="4"/>
-              <w:right w:val="single" w:color="999999" w:sz="4"/>
-            </w:tcBorders>
-            <w:shd w:fill="E8E8E8" w:val="clear"/>
-          </w:tcPr>
-          <w:p>
-            <w:r>
-              <w:rPr>
-                <w:b w:val="0"/>
-              </w:rPr>
-              <w:t>PSQ</w:t>
-            </w:r>
-          </w:p>
-        </w:tc>
-        <w:tc>
-          <w:tcPr>
-            <w:tcW w:type="pct" w:w="22%"/>
-            <w:tcBorders>
-              <w:top w:val="single" w:color="999999" w:sz="4"/>
-              <w:left w:val="single" w:color="999999" w:sz="4"/>
-              <w:bottom w:val="single" w:color="999999" w:sz="4"/>
-              <w:right w:val="single" w:color="999999" w:sz="4"/>
-            </w:tcBorders>
-            <w:shd w:fill="E8E8E8" w:val="clear"/>
-          </w:tcPr>
-          <w:p>
-            <w:r>
-              <w:rPr>
-                <w:b w:val="0"/>
-              </w:rPr>
-              <w:t>Patient Safety and Quality Improvement (NABH SHCO chapter)</w:t>
-            </w:r>
-          </w:p>
-        </w:tc>
-      </w:tr>
-      <w:tr>
-        <w:tc>
-          <w:tcPr>
-            <w:tcW w:type="pct" w:w="22%"/>
-            <w:tcBorders>
-              <w:top w:val="single" w:color="999999" w:sz="4"/>
-              <w:left w:val="single" w:color="999999" w:sz="4"/>
-              <w:bottom w:val="single" w:color="999999" w:sz="4"/>
-              <w:right w:val="single" w:color="999999" w:sz="4"/>
-            </w:tcBorders>
-            <w:shd w:fill="E8E8E8" w:val="clear"/>
-          </w:tcPr>
-          <w:p>
-            <w:r>
-              <w:rPr>
-                <w:b w:val="0"/>
-              </w:rPr>
-              <w:t>QA</w:t>
-            </w:r>
-          </w:p>
-        </w:tc>
-        <w:tc>
-          <w:tcPr>
-            <w:tcW w:type="pct" w:w="22%"/>
-            <w:tcBorders>
-              <w:top w:val="single" w:color="999999" w:sz="4"/>
-              <w:left w:val="single" w:color="999999" w:sz="4"/>
-              <w:bottom w:val="single" w:color="999999" w:sz="4"/>
-              <w:right w:val="single" w:color="999999" w:sz="4"/>
-            </w:tcBorders>
-            <w:shd w:fill="E8E8E8" w:val="clear"/>
-          </w:tcPr>
-          <w:p>
-            <w:r>
-              <w:rPr>
-                <w:b w:val="0"/>
-              </w:rPr>
-              <w:t>quality assurance</w:t>
-            </w:r>
-          </w:p>
-        </w:tc>
-      </w:tr>
-      <w:tr>
-        <w:tc>
-          <w:tcPr>
-            <w:tcW w:type="pct" w:w="22%"/>
-            <w:tcBorders>
-              <w:top w:val="single" w:color="999999" w:sz="4"/>
-              <w:left w:val="single" w:color="999999" w:sz="4"/>
-              <w:bottom w:val="single" w:color="999999" w:sz="4"/>
-              <w:right w:val="single" w:color="999999" w:sz="4"/>
-            </w:tcBorders>
-            <w:shd w:fill="E8E8E8" w:val="clear"/>
-          </w:tcPr>
-          <w:p>
-            <w:r>
-              <w:rPr>
-                <w:b w:val="0"/>
-              </w:rPr>
-              <w:t>ROTTO</w:t>
-            </w:r>
-          </w:p>
-        </w:tc>
-        <w:tc>
-          <w:tcPr>
-            <w:tcW w:type="pct" w:w="22%"/>
-            <w:tcBorders>
-              <w:top w:val="single" w:color="999999" w:sz="4"/>
-              <w:left w:val="single" w:color="999999" w:sz="4"/>
-              <w:bottom w:val="single" w:color="999999" w:sz="4"/>
-              <w:right w:val="single" w:color="999999" w:sz="4"/>
-            </w:tcBorders>
-            <w:shd w:fill="E8E8E8" w:val="clear"/>
-          </w:tcPr>
-          <w:p>
-            <w:r>
-              <w:rPr>
-                <w:b w:val="0"/>
-              </w:rPr>
-              <w:t>Regional Organ and Tissue Transplant Organisation</w:t>
-            </w:r>
-          </w:p>
-        </w:tc>
-      </w:tr>
-      <w:tr>
-        <w:tc>
-          <w:tcPr>
-            <w:tcW w:type="pct" w:w="22%"/>
-            <w:tcBorders>
-              <w:top w:val="single" w:color="999999" w:sz="4"/>
-              <w:left w:val="single" w:color="999999" w:sz="4"/>
-              <w:bottom w:val="single" w:color="999999" w:sz="4"/>
-              <w:right w:val="single" w:color="999999" w:sz="4"/>
-            </w:tcBorders>
-            <w:shd w:fill="E8E8E8" w:val="clear"/>
-          </w:tcPr>
-          <w:p>
-            <w:r>
-              <w:rPr>
-                <w:b w:val="0"/>
-              </w:rPr>
-              <w:t>SHCO</w:t>
-            </w:r>
-          </w:p>
-        </w:tc>
-        <w:tc>
-          <w:tcPr>
-            <w:tcW w:type="pct" w:w="22%"/>
-            <w:tcBorders>
-              <w:top w:val="single" w:color="999999" w:sz="4"/>
-              <w:left w:val="single" w:color="999999" w:sz="4"/>
-              <w:bottom w:val="single" w:color="999999" w:sz="4"/>
-              <w:right w:val="single" w:color="999999" w:sz="4"/>
-            </w:tcBorders>
-            <w:shd w:fill="E8E8E8" w:val="clear"/>
-          </w:tcPr>
-          <w:p>
-            <w:r>
-              <w:rPr>
-                <w:b w:val="0"/>
-              </w:rPr>
-              <w:t>Standards for Small Healthcare Organisations</w:t>
-            </w:r>
-          </w:p>
-        </w:tc>
-      </w:tr>
-      <w:tr>
-        <w:tc>
-          <w:tcPr>
-            <w:tcW w:type="pct" w:w="22%"/>
-            <w:tcBorders>
-              <w:top w:val="single" w:color="999999" w:sz="4"/>
-              <w:left w:val="single" w:color="999999" w:sz="4"/>
-              <w:bottom w:val="single" w:color="999999" w:sz="4"/>
-              <w:right w:val="single" w:color="999999" w:sz="4"/>
-            </w:tcBorders>
-            <w:shd w:fill="E8E8E8" w:val="clear"/>
-          </w:tcPr>
-          <w:p>
-            <w:r>
-              <w:rPr>
-                <w:b w:val="0"/>
-              </w:rPr>
-              <w:t>SOTTO</w:t>
-            </w:r>
-          </w:p>
-        </w:tc>
-        <w:tc>
-          <w:tcPr>
-            <w:tcW w:type="pct" w:w="22%"/>
-            <w:tcBorders>
-              <w:top w:val="single" w:color="999999" w:sz="4"/>
-              <w:left w:val="single" w:color="999999" w:sz="4"/>
-              <w:bottom w:val="single" w:color="999999" w:sz="4"/>
-              <w:right w:val="single" w:color="999999" w:sz="4"/>
-            </w:tcBorders>
-            <w:shd w:fill="E8E8E8" w:val="clear"/>
-          </w:tcPr>
-          <w:p>
-            <w:r>
-              <w:rPr>
-                <w:b w:val="0"/>
-              </w:rPr>
-              <w:t>State Organ and Tissue Transplant Organisation</w:t>
-            </w:r>
-          </w:p>
-        </w:tc>
-      </w:tr>
-      <w:tr>
-        <w:tc>
-          <w:tcPr>
-            <w:tcW w:type="pct" w:w="22%"/>
-            <w:tcBorders>
-              <w:top w:val="single" w:color="999999" w:sz="4"/>
-              <w:left w:val="single" w:color="999999" w:sz="4"/>
-              <w:bottom w:val="single" w:color="999999" w:sz="4"/>
-              <w:right w:val="single" w:color="999999" w:sz="4"/>
-            </w:tcBorders>
-            <w:shd w:fill="E8E8E8" w:val="clear"/>
-          </w:tcPr>
-          <w:p>
-            <w:r>
-              <w:rPr>
-                <w:b w:val="0"/>
-              </w:rPr>
-              <w:t>THOTA</w:t>
-            </w:r>
-          </w:p>
-        </w:tc>
-        <w:tc>
-          <w:tcPr>
-            <w:tcW w:type="pct" w:w="22%"/>
-            <w:tcBorders>
-              <w:top w:val="single" w:color="999999" w:sz="4"/>
-              <w:left w:val="single" w:color="999999" w:sz="4"/>
-              <w:bottom w:val="single" w:color="999999" w:sz="4"/>
-              <w:right w:val="single" w:color="999999" w:sz="4"/>
-            </w:tcBorders>
-            <w:shd w:fill="E8E8E8" w:val="clear"/>
-          </w:tcPr>
-          <w:p>
-            <w:r>
-              <w:rPr>
-                <w:b w:val="0"/>
-              </w:rPr>
-              <w:t>Transplantation of Human Organs and Tissues Act</w:t>
-            </w:r>
-          </w:p>
-        </w:tc>
-      </w:tr>
-      <w:tr>
-        <w:tc>
-          <w:tcPr>
-            <w:tcW w:type="pct" w:w="22%"/>
-            <w:tcBorders>
-              <w:top w:val="single" w:color="999999" w:sz="4"/>
-              <w:left w:val="single" w:color="999999" w:sz="4"/>
-              <w:bottom w:val="single" w:color="999999" w:sz="4"/>
-              <w:right w:val="single" w:color="999999" w:sz="4"/>
-            </w:tcBorders>
-            <w:shd w:fill="E8E8E8" w:val="clear"/>
-          </w:tcPr>
-          <w:p>
-            <w:r>
-              <w:rPr>
-                <w:b w:val="0"/>
-              </w:rPr>
-              <w:t>WHO</w:t>
-            </w:r>
-          </w:p>
-        </w:tc>
-        <w:tc>
-          <w:tcPr>
-            <w:tcW w:type="pct" w:w="22%"/>
-            <w:tcBorders>
-              <w:top w:val="single" w:color="999999" w:sz="4"/>
-              <w:left w:val="single" w:color="999999" w:sz="4"/>
-              <w:bottom w:val="single" w:color="999999" w:sz="4"/>
-              <w:right w:val="single" w:color="999999" w:sz="4"/>
-            </w:tcBorders>
-            <w:shd w:fill="E8E8E8" w:val="clear"/>
-          </w:tcPr>
-          <w:p>
-            <w:r>
-              <w:rPr>
-                <w:b w:val="0"/>
-              </w:rPr>
-              <w:t>World Health Organization</w:t>
-            </w:r>
-          </w:p>
-        </w:tc>
-      </w:tr>
-    </w:tbl>
-    <w:p>
-      <w:pPr>
-        <w:pStyle w:val="Heading1"/>
-        <w:spacing w:after="120" w:before="280"/>
-      </w:pPr>
-      <w:r>
-        <w:t>12. Traceability to NABH SHCO 3rd Edition COP.11</w:t>
-      </w:r>
-    </w:p>
-    <w:p>
-      <w:pPr>
-        <w:spacing w:after="120"/>
-      </w:pPr>
-      <w:r>
-        <w:rPr>
-          <w:i/>
-          <w:iCs/>
-          <w:sz w:val="20"/>
-          <w:szCs w:val="20"/>
-        </w:rPr>
-        <w:t xml:space="preserve">This table is an index. It is not how the policy is organised.</w:t>
-      </w:r>
-    </w:p>
     <w:p>
       <w:pPr>
         <w:pStyle w:val="Heading1"/>

--- a/policies/build/masters/COP.11_v2_master.docx
+++ b/policies/build/masters/COP.11_v2_master.docx
@@ -677,7 +677,7 @@
           <w:sz w:val="22"/>
           <w:szCs w:val="22"/>
         </w:rPr>
-        <w:t xml:space="preserve">Boundaries: PRE.3 owns the consent method; this policy owns that consent was obtained before the procedure. PSQ owns the quality programme; this policy owns the surgical safety checklist and OT quality assurance. COP.11.i and COP.11.j apply only if «Hospital Name» operates an organ transplant programme.</w:t>
+        <w:t>The consent method itself is set by the informed-consent policy; this policy covers confirming that consent was obtained before the procedure. The quality programme itself is set by the quality-improvement policy; this policy covers the surgical safety checklist and OT quality assurance. The organ-transplant and organ-donation-awareness elements apply only if «Hospital Name» operates an organ transplant programme.</w:t>
       </w:r>
     </w:p>
     <w:p>
@@ -710,19 +710,7 @@
           <w:sz w:val="22"/>
           <w:szCs w:val="22"/>
         </w:rPr>
-        <w:t xml:space="preserve">It covers the procedure lifecycle from preoperative assessment through post-operative documentation, OT facilities, quality assurance, and organ transplant/donation where applicable. It does not cover the consent method (PRE.3), the overall patient safety programme (PSQ), or anaesthesia services (COP.10).</w:t>
-      </w:r>
-    </w:p>
-    <w:p>
-      <w:pPr>
-        <w:spacing w:after="140"/>
-      </w:pPr>
-      <w:r>
-        <w:rPr>
-          <w:sz w:val="22"/>
-          <w:szCs w:val="22"/>
-        </w:rPr>
-        <w:t xml:space="preserve">COP.11.i and COP.11.j (organ transplant and organ-donation awareness) are scoped only where «Hospital Name» operates an organ transplant programme. If not, those elements are recorded absences against the service directory.</w:t>
+        <w:t>The organ transplant and organ-donation awareness elements are scoped only where «Hospital Name» operates an organ transplant programme. If not, those elements are recorded absences against the service directory.</w:t>
       </w:r>
     </w:p>
     <w:p>
@@ -968,7 +956,7 @@
           <w:sz w:val="22"/>
           <w:szCs w:val="22"/>
         </w:rPr>
-        <w:t xml:space="preserve">PRE.3 owns the consent method. This step owns that consent was obtained and documented in the patient record before the procedure begins.</w:t>
+        <w:t>This step owns that consent was obtained and documented in the patient record before the procedure begins.</w:t>
       </w:r>
     </w:p>
     <w:p>
@@ -1172,7 +1160,7 @@
           <w:sz w:val="22"/>
           <w:szCs w:val="22"/>
         </w:rPr>
-        <w:t xml:space="preserve">«Hospital Name» implements a quality assurance programme for clinical procedures and OT services. PSQ owns the overall patient safety programme; this step owns the OT-specific quality assurance activities.</w:t>
+        <w:t>«Hospital Name» implements a quality assurance programme for clinical procedures and OT services. The overall patient safety programme is set by the quality-improvement policy; this step covers the OT-specific quality assurance activities.</w:t>
       </w:r>
     </w:p>
     <w:p>

--- a/policies/build/masters/COP.11_v2_master.docx
+++ b/policies/build/masters/COP.11_v2_master.docx
@@ -5190,8 +5190,23 @@
           <w:sz w:val="22"/>
           <w:szCs w:val="22"/>
         </w:rPr>
-        <w:t xml:space="preserve">National Accreditation Board for Hospitals and Healthcare Providers (NABH), Standards for Small Healthcare Organisations, 3rd Edition — Care of Patients chapter, standard COP.11.</w:t>
-      </w:r>
+      </w:r>
+      <w:r>
+        <w:rPr>
+          <w:sz w:val="22"/>
+        </w:rPr>
+        <w:t xml:space="preserve">National Accreditation Board for Hospitals &amp; Healthcare Providers. (2022). Standards for small healthcare organisations (3rd ed.) — Care of Patients chapter, standard COP.11. </w:t>
+      </w:r>
+      <w:hyperlink r:id="rId9">
+        <w:r>
+          <w:rPr>
+            <w:rStyle w:val="Hyperlink"/>
+            <w:sz w:val="22"/>
+            <w:szCs w:val="22"/>
+          </w:rPr>
+          <w:t>https://nabh.co/programmes/small-healthcare-organisation-shco-accreditation-programme/</w:t>
+        </w:r>
+      </w:hyperlink>
     </w:p>
     <w:p>
       <w:pPr>
